--- a/Dekel_Riess_Resume.docx
+++ b/Dekel_Riess_Resume.docx
@@ -1,10 +1,11 @@
 
 <file path=word/document.xml><?xml version="1.0" encoding="utf-8"?>
-<w:document xmlns:wpc="http://schemas.microsoft.com/office/word/2010/wordprocessingCanvas" xmlns:mc="http://schemas.openxmlformats.org/markup-compatibility/2006" xmlns:o="urn:schemas-microsoft-com:office:office" xmlns:r="http://schemas.openxmlformats.org/officeDocument/2006/relationships" xmlns:m="http://schemas.openxmlformats.org/officeDocument/2006/math" xmlns:v="urn:schemas-microsoft-com:vml" xmlns:wp14="http://schemas.microsoft.com/office/word/2010/wordprocessingDrawing" xmlns:wp="http://schemas.openxmlformats.org/drawingml/2006/wordprocessingDrawing" xmlns:w10="urn:schemas-microsoft-com:office:word" xmlns:w="http://schemas.openxmlformats.org/wordprocessingml/2006/main" xmlns:w14="http://schemas.microsoft.com/office/word/2010/wordml" xmlns:w15="http://schemas.microsoft.com/office/word/2012/wordml" xmlns:wpg="http://schemas.microsoft.com/office/word/2010/wordprocessingGroup" xmlns:wpi="http://schemas.microsoft.com/office/word/2010/wordprocessingInk" xmlns:wne="http://schemas.microsoft.com/office/word/2006/wordml" xmlns:wps="http://schemas.microsoft.com/office/word/2010/wordprocessingShape" xmlns:cx="http://schemas.microsoft.com/office/drawing/2014/chartex" xmlns:cx1="http://schemas.microsoft.com/office/drawing/2015/9/8/chartex" xmlns:cx2="http://schemas.microsoft.com/office/drawing/2015/10/21/chartex" xmlns:cx3="http://schemas.microsoft.com/office/drawing/2016/5/9/chartex" xmlns:cx4="http://schemas.microsoft.com/office/drawing/2016/5/10/chartex" xmlns:cx5="http://schemas.microsoft.com/office/drawing/2016/5/11/chartex" xmlns:cx6="http://schemas.microsoft.com/office/drawing/2016/5/12/chartex" xmlns:cx7="http://schemas.microsoft.com/office/drawing/2016/5/13/chartex" xmlns:cx8="http://schemas.microsoft.com/office/drawing/2016/5/14/chartex" xmlns:aink="http://schemas.microsoft.com/office/drawing/2016/ink" xmlns:am3d="http://schemas.microsoft.com/office/drawing/2017/model3d" xmlns:w16cex="http://schemas.microsoft.com/office/word/2018/wordml/cex" xmlns:w16cid="http://schemas.microsoft.com/office/word/2016/wordml/cid" xmlns:w16="http://schemas.microsoft.com/office/word/2018/wordml" xmlns:w16sdtdh="http://schemas.microsoft.com/office/word/2020/wordml/sdtdatahash" xmlns:w16se="http://schemas.microsoft.com/office/word/2015/wordml/symex" mc:Ignorable="w14 w15 wp14">
+<w:document xmlns:wpc="http://schemas.microsoft.com/office/word/2010/wordprocessingCanvas" xmlns:cx="http://schemas.microsoft.com/office/drawing/2014/chartex" xmlns:cx1="http://schemas.microsoft.com/office/drawing/2015/9/8/chartex" xmlns:cx2="http://schemas.microsoft.com/office/drawing/2015/10/21/chartex" xmlns:cx3="http://schemas.microsoft.com/office/drawing/2016/5/9/chartex" xmlns:cx4="http://schemas.microsoft.com/office/drawing/2016/5/10/chartex" xmlns:cx5="http://schemas.microsoft.com/office/drawing/2016/5/11/chartex" xmlns:cx6="http://schemas.microsoft.com/office/drawing/2016/5/12/chartex" xmlns:cx7="http://schemas.microsoft.com/office/drawing/2016/5/13/chartex" xmlns:cx8="http://schemas.microsoft.com/office/drawing/2016/5/14/chartex" xmlns:mc="http://schemas.openxmlformats.org/markup-compatibility/2006" xmlns:aink="http://schemas.microsoft.com/office/drawing/2016/ink" xmlns:am3d="http://schemas.microsoft.com/office/drawing/2017/model3d" xmlns:o="urn:schemas-microsoft-com:office:office" xmlns:oel="http://schemas.microsoft.com/office/2019/extlst" xmlns:r="http://schemas.openxmlformats.org/officeDocument/2006/relationships" xmlns:m="http://schemas.openxmlformats.org/officeDocument/2006/math" xmlns:v="urn:schemas-microsoft-com:vml" xmlns:wp14="http://schemas.microsoft.com/office/word/2010/wordprocessingDrawing" xmlns:wp="http://schemas.openxmlformats.org/drawingml/2006/wordprocessingDrawing" xmlns:w10="urn:schemas-microsoft-com:office:word" xmlns:w="http://schemas.openxmlformats.org/wordprocessingml/2006/main" xmlns:w14="http://schemas.microsoft.com/office/word/2010/wordml" xmlns:w15="http://schemas.microsoft.com/office/word/2012/wordml" xmlns:w16cex="http://schemas.microsoft.com/office/word/2018/wordml/cex" xmlns:w16cid="http://schemas.microsoft.com/office/word/2016/wordml/cid" xmlns:w16="http://schemas.microsoft.com/office/word/2018/wordml" xmlns:w16du="http://schemas.microsoft.com/office/word/2023/wordml/word16du" xmlns:w16sdtdh="http://schemas.microsoft.com/office/word/2020/wordml/sdtdatahash" xmlns:w16sdtfl="http://schemas.microsoft.com/office/word/2024/wordml/sdtformatlock" xmlns:w16se="http://schemas.microsoft.com/office/word/2015/wordml/symex" xmlns:wpg="http://schemas.microsoft.com/office/word/2010/wordprocessingGroup" xmlns:wpi="http://schemas.microsoft.com/office/word/2010/wordprocessingInk" xmlns:wne="http://schemas.microsoft.com/office/word/2006/wordml" xmlns:wps="http://schemas.microsoft.com/office/word/2010/wordprocessingShape" mc:Ignorable="w14 w15 w16se w16cid w16 w16cex w16sdtdh w16sdtfl w16du wp14">
   <w:body>
     <w:p>
       <w:pPr>
         <w:spacing w:after="10"/>
+        <w:jc w:val="right"/>
       </w:pPr>
       <w:r>
         <w:rPr>
@@ -14,12 +15,13 @@
           <w:sz w:val="40"/>
           <w:szCs w:val="40"/>
         </w:rPr>
-        <w:t xml:space="preserve">Dekel Riess</w:t>
+        <w:t>Dekel Riess</w:t>
       </w:r>
     </w:p>
     <w:p>
       <w:pPr>
         <w:spacing w:after="40"/>
+        <w:jc w:val="right"/>
       </w:pPr>
       <w:r>
         <w:rPr>
@@ -29,12 +31,35 @@
           <w:sz w:val="21"/>
           <w:szCs w:val="21"/>
         </w:rPr>
-        <w:t xml:space="preserve">Game Designer  —  Systems, Economy &amp; Progression</w:t>
+        <w:t xml:space="preserve">Game </w:t>
+      </w:r>
+      <w:proofErr w:type="gramStart"/>
+      <w:r>
+        <w:rPr>
+          <w:b/>
+          <w:bCs/>
+          <w:color w:val="6D28D9"/>
+          <w:sz w:val="21"/>
+          <w:szCs w:val="21"/>
+        </w:rPr>
+        <w:t>Designer  —</w:t>
+      </w:r>
+      <w:proofErr w:type="gramEnd"/>
+      <w:r>
+        <w:rPr>
+          <w:b/>
+          <w:bCs/>
+          <w:color w:val="6D28D9"/>
+          <w:sz w:val="21"/>
+          <w:szCs w:val="21"/>
+        </w:rPr>
+        <w:t xml:space="preserve">  Systems, Economy &amp; Progression</w:t>
       </w:r>
     </w:p>
     <w:p>
       <w:pPr>
         <w:spacing w:after="20"/>
+        <w:jc w:val="right"/>
       </w:pPr>
       <w:r>
         <w:rPr>
@@ -42,26 +67,80 @@
           <w:sz w:val="17"/>
           <w:szCs w:val="17"/>
         </w:rPr>
-        <w:t xml:space="preserve">dekelriess@gmail.com   ·   linkedin.com/in/dekel-riess   ·   github.com/Dekeloni2   ·   dekeloni2.github.io/portfolio-website</w:t>
+        <w:t>dekelriess@gmail.com   ·   linkedin.com/in/</w:t>
+      </w:r>
+      <w:proofErr w:type="spellStart"/>
+      <w:r>
+        <w:rPr>
+          <w:color w:val="555555"/>
+          <w:sz w:val="17"/>
+          <w:szCs w:val="17"/>
+        </w:rPr>
+        <w:t>dekel-riess</w:t>
+      </w:r>
+      <w:proofErr w:type="spellEnd"/>
+      <w:r>
+        <w:rPr>
+          <w:color w:val="555555"/>
+          <w:sz w:val="17"/>
+          <w:szCs w:val="17"/>
+        </w:rPr>
+        <w:t xml:space="preserve">   ·   github.com/Dekeloni2   ·   dekeloni2.github.io/portfolio-website</w:t>
+      </w:r>
+      <w:r>
+        <w:rPr>
+          <w:color w:val="555555"/>
+          <w:sz w:val="17"/>
+          <w:szCs w:val="17"/>
+        </w:rPr>
+        <w:t xml:space="preserve"> </w:t>
+      </w:r>
+      <w:r>
+        <w:rPr>
+          <w:color w:val="555555"/>
+          <w:sz w:val="17"/>
+          <w:szCs w:val="17"/>
+        </w:rPr>
+        <w:t>·</w:t>
+      </w:r>
+      <w:r>
+        <w:rPr>
+          <w:color w:val="555555"/>
+          <w:sz w:val="17"/>
+          <w:szCs w:val="17"/>
+        </w:rPr>
+        <w:t xml:space="preserve"> +972548345486 </w:t>
       </w:r>
     </w:p>
     <w:p>
       <w:pPr>
         <w:pBdr>
-          <w:top w:val="single" w:color="DDDDDD" w:sz="4" w:space="3"/>
-          <w:bottom w:val="single" w:color="DDDDDD" w:sz="4" w:space="3"/>
+          <w:top w:val="single" w:sz="4" w:space="3" w:color="DDDDDD"/>
+          <w:bottom w:val="single" w:sz="4" w:space="3" w:color="DDDDDD"/>
         </w:pBdr>
         <w:spacing w:after="40"/>
-      </w:pPr>
-      <w:r>
-        <w:rPr>
-          <w:b/>
-          <w:bCs/>
-          <w:color w:val="1A1A1A"/>
-          <w:sz w:val="18"/>
-          <w:szCs w:val="18"/>
-        </w:rPr>
-        <w:t xml:space="preserve">Based in Israel</w:t>
+        <w:jc w:val="right"/>
+      </w:pPr>
+      <w:r>
+        <w:rPr>
+          <w:b/>
+          <w:bCs/>
+          <w:color w:val="1A1A1A"/>
+          <w:sz w:val="18"/>
+          <w:szCs w:val="18"/>
+        </w:rPr>
+        <w:t xml:space="preserve">Based in </w:t>
+      </w:r>
+      <w:proofErr w:type="gramStart"/>
+      <w:r>
+        <w:rPr>
+          <w:b/>
+          <w:bCs/>
+          <w:color w:val="1A1A1A"/>
+          <w:sz w:val="18"/>
+          <w:szCs w:val="18"/>
+        </w:rPr>
+        <w:t>Israel</w:t>
       </w:r>
       <w:r>
         <w:rPr>
@@ -69,33 +148,43 @@
           <w:sz w:val="18"/>
           <w:szCs w:val="18"/>
         </w:rPr>
-        <w:t xml:space="preserve">  ·  </w:t>
-      </w:r>
-      <w:r>
-        <w:rPr>
-          <w:b/>
-          <w:bCs/>
-          <w:color w:val="1A1A1A"/>
-          <w:sz w:val="18"/>
-          <w:szCs w:val="18"/>
-        </w:rPr>
-        <w:t xml:space="preserve">EU citizen — authorized to work across the EU, no sponsorship required</w:t>
-      </w:r>
+        <w:t xml:space="preserve">  ·</w:t>
+      </w:r>
+      <w:proofErr w:type="gramEnd"/>
       <w:r>
         <w:rPr>
           <w:color w:val="555555"/>
           <w:sz w:val="18"/>
           <w:szCs w:val="18"/>
         </w:rPr>
-        <w:t xml:space="preserve">  ·  Open to relocation &amp; remote</w:t>
+        <w:t xml:space="preserve">  EU citizen — authorized to work across the EU, no sponsorship </w:t>
+      </w:r>
+      <w:proofErr w:type="gramStart"/>
+      <w:r>
+        <w:rPr>
+          <w:color w:val="555555"/>
+          <w:sz w:val="18"/>
+          <w:szCs w:val="18"/>
+        </w:rPr>
+        <w:t>required  ·</w:t>
+      </w:r>
+      <w:proofErr w:type="gramEnd"/>
+      <w:r>
+        <w:rPr>
+          <w:color w:val="555555"/>
+          <w:sz w:val="18"/>
+          <w:szCs w:val="18"/>
+        </w:rPr>
+        <w:t xml:space="preserve">  Open to relocation &amp; remote</w:t>
       </w:r>
     </w:p>
     <w:p>
       <w:pPr>
         <w:pBdr>
-          <w:bottom w:val="single" w:color="BBBBBB" w:sz="6" w:space="2"/>
+          <w:bottom w:val="single" w:sz="6" w:space="2" w:color="BBBBBB"/>
         </w:pBdr>
-        <w:spacing w:after="70" w:before="200"/>
+        <w:spacing w:before="150" w:after="70"/>
+        <w:jc w:val="right"/>
       </w:pPr>
       <w:r>
         <w:rPr>
@@ -106,28 +195,98 @@
           <w:sz w:val="19"/>
           <w:szCs w:val="19"/>
         </w:rPr>
-        <w:t xml:space="preserve">PROFILE</w:t>
+        <w:t>PROFILE</w:t>
       </w:r>
     </w:p>
     <w:p>
       <w:pPr>
         <w:spacing w:after="30"/>
-      </w:pPr>
-      <w:r>
-        <w:rPr>
-          <w:color w:val="1A1A1A"/>
-          <w:sz w:val="18"/>
-          <w:szCs w:val="18"/>
-        </w:rPr>
-        <w:t>Systems-focused game designer studying at Tiltan College of Visual Design and Communication. I design the mechanics, economies, and progression that make a game click — and I code my own systems in C#/Unity, so every design is tested in a real build, not just on paper. Five finished games across five genres — including a shipped physical board game — built with playtest-driven iteration and full design documentation. I've been designing custom levels and maps in Minecraft since 2014 — the self-taught roots of my design work.</w:t>
+        <w:jc w:val="right"/>
+      </w:pPr>
+      <w:r>
+        <w:rPr>
+          <w:color w:val="1A1A1A"/>
+          <w:sz w:val="18"/>
+          <w:szCs w:val="18"/>
+        </w:rPr>
+        <w:t xml:space="preserve">Systems and economy designer for free-to-play mobile, studying Game Design and Development at </w:t>
+      </w:r>
+      <w:proofErr w:type="spellStart"/>
+      <w:r>
+        <w:rPr>
+          <w:color w:val="1A1A1A"/>
+          <w:sz w:val="18"/>
+          <w:szCs w:val="18"/>
+        </w:rPr>
+        <w:t>Tiltan</w:t>
+      </w:r>
+      <w:proofErr w:type="spellEnd"/>
+      <w:r>
+        <w:rPr>
+          <w:color w:val="1A1A1A"/>
+          <w:sz w:val="18"/>
+          <w:szCs w:val="18"/>
+        </w:rPr>
+        <w:t>. I design the mechanics, economies, and progression that make a game click</w:t>
+      </w:r>
+      <w:r>
+        <w:rPr>
+          <w:color w:val="1A1A1A"/>
+          <w:sz w:val="18"/>
+          <w:szCs w:val="18"/>
+        </w:rPr>
+        <w:t>,</w:t>
+      </w:r>
+      <w:r>
+        <w:rPr>
+          <w:color w:val="1A1A1A"/>
+          <w:sz w:val="18"/>
+          <w:szCs w:val="18"/>
+        </w:rPr>
+        <w:t xml:space="preserve"> and I code them myself in C#/Unity, so every design is tested in a real build, not just on paper. Four finished games across four genres including a shipped physical board game, two mobile titles in active development with full loops playable and </w:t>
+      </w:r>
+      <w:proofErr w:type="spellStart"/>
+      <w:r>
+        <w:rPr>
+          <w:color w:val="1A1A1A"/>
+          <w:sz w:val="18"/>
+          <w:szCs w:val="18"/>
+        </w:rPr>
+        <w:t>playtested</w:t>
+      </w:r>
+      <w:proofErr w:type="spellEnd"/>
+      <w:r>
+        <w:rPr>
+          <w:color w:val="1A1A1A"/>
+          <w:sz w:val="18"/>
+          <w:szCs w:val="18"/>
+        </w:rPr>
+        <w:t>, and a decade of live Minecraft servers behind them</w:t>
+      </w:r>
+      <w:r>
+        <w:rPr>
+          <w:color w:val="1A1A1A"/>
+          <w:sz w:val="18"/>
+          <w:szCs w:val="18"/>
+        </w:rPr>
+        <w:t>,</w:t>
+      </w:r>
+      <w:r>
+        <w:rPr>
+          <w:color w:val="1A1A1A"/>
+          <w:sz w:val="18"/>
+          <w:szCs w:val="18"/>
+        </w:rPr>
+        <w:t xml:space="preserve"> one peaking at ~300 concurrent players, one original concept acquired by a studio.</w:t>
       </w:r>
     </w:p>
     <w:p>
       <w:pPr>
         <w:pBdr>
-          <w:bottom w:val="single" w:color="BBBBBB" w:sz="6" w:space="2"/>
+          <w:bottom w:val="single" w:sz="6" w:space="2" w:color="BBBBBB"/>
         </w:pBdr>
-        <w:spacing w:after="70" w:before="200"/>
+        <w:spacing w:before="150" w:after="70"/>
+        <w:jc w:val="right"/>
       </w:pPr>
       <w:r>
         <w:rPr>
@@ -138,12 +297,17 @@
           <w:sz w:val="19"/>
           <w:szCs w:val="19"/>
         </w:rPr>
-        <w:t xml:space="preserve">CORE SKILLS</w:t>
+        <w:t>CORE SKILLS</w:t>
       </w:r>
     </w:p>
     <w:p>
       <w:pPr>
         <w:spacing w:after="26"/>
+        <w:jc w:val="right"/>
+        <w:rPr>
+          <w:rFonts w:hint="cs"/>
+          <w:rtl/>
+        </w:rPr>
       </w:pPr>
       <w:r>
         <w:rPr>
@@ -161,12 +325,13 @@
           <w:sz w:val="18"/>
           <w:szCs w:val="18"/>
         </w:rPr>
-        <w:t xml:space="preserve">Systems Design · Game Mechanics · Economy &amp; Balance · Progression · Level Design · UX · Playtesting &amp; Iteration · Game Design Documents (GDDs)</w:t>
+        <w:t>Systems Design · Economy &amp; Balance · Progression &amp; Meta · F2P Monetization · Level Design · UX · Playtesting &amp; Iteration · Game Design Documents (GDDs)</w:t>
       </w:r>
     </w:p>
     <w:p>
       <w:pPr>
         <w:spacing w:after="26"/>
+        <w:jc w:val="right"/>
       </w:pPr>
       <w:r>
         <w:rPr>
@@ -184,12 +349,31 @@
           <w:sz w:val="18"/>
           <w:szCs w:val="18"/>
         </w:rPr>
-        <w:t xml:space="preserve">Unity · C# · MonoGame · Android</w:t>
+        <w:t xml:space="preserve">Unity · C# · </w:t>
+      </w:r>
+      <w:proofErr w:type="spellStart"/>
+      <w:r>
+        <w:rPr>
+          <w:color w:val="1A1A1A"/>
+          <w:sz w:val="18"/>
+          <w:szCs w:val="18"/>
+        </w:rPr>
+        <w:t>MonoGame</w:t>
+      </w:r>
+      <w:proofErr w:type="spellEnd"/>
+      <w:r>
+        <w:rPr>
+          <w:color w:val="1A1A1A"/>
+          <w:sz w:val="18"/>
+          <w:szCs w:val="18"/>
+        </w:rPr>
+        <w:t xml:space="preserve"> · Android · Python · expanding into Unreal, Godot &amp; C++</w:t>
       </w:r>
     </w:p>
     <w:p>
       <w:pPr>
         <w:spacing w:after="26"/>
+        <w:jc w:val="right"/>
       </w:pPr>
       <w:r>
         <w:rPr>
@@ -207,12 +391,31 @@
           <w:sz w:val="18"/>
           <w:szCs w:val="18"/>
         </w:rPr>
-        <w:t xml:space="preserve">Figma · Git · Aseprite · Tiled · Adobe Premiere Pro</w:t>
+        <w:t xml:space="preserve">Figma · Git · </w:t>
+      </w:r>
+      <w:proofErr w:type="spellStart"/>
+      <w:r>
+        <w:rPr>
+          <w:color w:val="1A1A1A"/>
+          <w:sz w:val="18"/>
+          <w:szCs w:val="18"/>
+        </w:rPr>
+        <w:t>Aseprite</w:t>
+      </w:r>
+      <w:proofErr w:type="spellEnd"/>
+      <w:r>
+        <w:rPr>
+          <w:color w:val="1A1A1A"/>
+          <w:sz w:val="18"/>
+          <w:szCs w:val="18"/>
+        </w:rPr>
+        <w:t xml:space="preserve"> · Paint.NET · Tiled · Visual Studio / Rider · Adobe Premiere Pro</w:t>
       </w:r>
     </w:p>
     <w:p>
       <w:pPr>
         <w:spacing w:after="26"/>
+        <w:jc w:val="right"/>
       </w:pPr>
       <w:r>
         <w:rPr>
@@ -230,15 +433,16 @@
           <w:sz w:val="18"/>
           <w:szCs w:val="18"/>
         </w:rPr>
-        <w:t xml:space="preserve">Hebrew (Native) · English (Fluent) · Japanese (Conversational)</w:t>
+        <w:t>Hebrew (Native) · English (Fluent) · Japanese (Conversational)</w:t>
       </w:r>
     </w:p>
     <w:p>
       <w:pPr>
         <w:pBdr>
-          <w:bottom w:val="single" w:color="BBBBBB" w:sz="6" w:space="2"/>
+          <w:bottom w:val="single" w:sz="6" w:space="2" w:color="BBBBBB"/>
         </w:pBdr>
-        <w:spacing w:after="70" w:before="200"/>
+        <w:spacing w:before="150" w:after="70"/>
+        <w:jc w:val="right"/>
       </w:pPr>
       <w:r>
         <w:rPr>
@@ -249,7 +453,7 @@
           <w:sz w:val="19"/>
           <w:szCs w:val="19"/>
         </w:rPr>
-        <w:t xml:space="preserve">SELECTED PROJECTS</w:t>
+        <w:t>SELECTED PROJECTS</w:t>
       </w:r>
     </w:p>
     <w:p>
@@ -257,17 +461,16 @@
         <w:tabs>
           <w:tab w:val="right" w:pos="10178"/>
         </w:tabs>
-        <w:spacing w:after="8" w:before="110"/>
-      </w:pPr>
-      <w:r>
-        <w:rPr>
-          <w:b/>
-          <w:bCs/>
-          <w:color w:val="1A1A1A"/>
-          <w:sz w:val="20"/>
-          <w:szCs w:val="20"/>
-        </w:rPr>
-        <w:t xml:space="preserve">Dekelatro — Poker Roguelike</w:t>
+        <w:spacing w:before="80" w:after="8"/>
+        <w:jc w:val="right"/>
+      </w:pPr>
+      <w:r>
+        <w:rPr>
+          <w:b/>
+          <w:bCs/>
+          <w:color w:val="1A1A1A"/>
+        </w:rPr>
+        <w:t>Rest in Profit — Mobile Collection / Auto-Battler</w:t>
       </w:r>
       <w:r>
         <w:rPr>
@@ -277,20 +480,54 @@
           <w:sz w:val="18"/>
           <w:szCs w:val="18"/>
         </w:rPr>
-        <w:t xml:space="preserve">	Solo · C# · Graded 100/100</w:t>
+        <w:tab/>
+        <w:t>Solo · Unity/Android · In Development</w:t>
       </w:r>
     </w:p>
     <w:p>
       <w:pPr>
         <w:spacing w:after="30"/>
-      </w:pPr>
-      <w:r>
-        <w:rPr>
-          <w:color w:val="1A1A1A"/>
-          <w:sz w:val="18"/>
-          <w:szCs w:val="18"/>
-        </w:rPr>
-        <w:t xml:space="preserve">Engineered from scratch in ~2,250 lines of C# with no engine or card library: a polymorphic joker system, a scoring pipeline, and a weighted-RNG shop, plus a full economy rebalance and original content. Built as the Introduction to C# final project.</w:t>
+        <w:jc w:val="right"/>
+      </w:pPr>
+      <w:r>
+        <w:rPr>
+          <w:color w:val="1A1A1A"/>
+          <w:sz w:val="18"/>
+          <w:szCs w:val="18"/>
+        </w:rPr>
+        <w:t>Cozy-macabre necromancer game: a Disco-Zoo dig loop feeding a role-based dungeon defense, tied together by one economy. Full loop playable</w:t>
+      </w:r>
+      <w:r>
+        <w:rPr>
+          <w:color w:val="1A1A1A"/>
+          <w:sz w:val="18"/>
+          <w:szCs w:val="18"/>
+        </w:rPr>
+        <w:t>.</w:t>
+      </w:r>
+      <w:r>
+        <w:rPr>
+          <w:color w:val="1A1A1A"/>
+          <w:sz w:val="18"/>
+          <w:szCs w:val="18"/>
+        </w:rPr>
+        <w:t xml:space="preserve"> </w:t>
+      </w:r>
+      <w:r>
+        <w:rPr>
+          <w:color w:val="1A1A1A"/>
+          <w:sz w:val="18"/>
+          <w:szCs w:val="18"/>
+        </w:rPr>
+        <w:t>A scalable relic system</w:t>
+      </w:r>
+      <w:r>
+        <w:rPr>
+          <w:color w:val="1A1A1A"/>
+          <w:sz w:val="18"/>
+          <w:szCs w:val="18"/>
+        </w:rPr>
+        <w:t>, nine data-authored abilities, simulated offline raids, rewarded-video-only monetization. Playtesting drove the key calls: diagnosed a “balance” failure as a positioning-AI gap and the same squad held ten waves longer; answered three feature requests with one tutorial director instead of three new systems.</w:t>
       </w:r>
     </w:p>
     <w:p>
@@ -298,17 +535,16 @@
         <w:tabs>
           <w:tab w:val="right" w:pos="10178"/>
         </w:tabs>
-        <w:spacing w:after="8" w:before="110"/>
-      </w:pPr>
-      <w:r>
-        <w:rPr>
-          <w:b/>
-          <w:bCs/>
-          <w:color w:val="1A1A1A"/>
-          <w:sz w:val="20"/>
-          <w:szCs w:val="20"/>
-        </w:rPr>
-        <w:t xml:space="preserve">Trials of the Dungeon — Co-op Board Game</w:t>
+        <w:spacing w:before="80" w:after="8"/>
+        <w:jc w:val="right"/>
+      </w:pPr>
+      <w:r>
+        <w:rPr>
+          <w:b/>
+          <w:bCs/>
+          <w:color w:val="1A1A1A"/>
+        </w:rPr>
+        <w:t>Dogfight Evolution — Hybrid-Casual Vertical Shooter</w:t>
       </w:r>
       <w:r>
         <w:rPr>
@@ -318,20 +554,58 @@
           <w:sz w:val="18"/>
           <w:szCs w:val="18"/>
         </w:rPr>
-        <w:t xml:space="preserve">	Game Designer &amp; Co-Director</w:t>
+        <w:tab/>
+        <w:t>Solo · Unity · In Development</w:t>
       </w:r>
     </w:p>
     <w:p>
       <w:pPr>
         <w:spacing w:after="30"/>
-      </w:pPr>
-      <w:r>
-        <w:rPr>
-          <w:color w:val="1A1A1A"/>
-          <w:sz w:val="18"/>
-          <w:szCs w:val="18"/>
-        </w:rPr>
-        <w:t xml:space="preserve">Cooperative dungeon-crawl shipped as a physical product. Designed the combat, economy, and progression; wrote and laid out the full 14-page rulebook; ran 5 structured playtests and rebalanced core systems from the data. Presented to a judging panel.</w:t>
+        <w:jc w:val="right"/>
+      </w:pPr>
+      <w:r>
+        <w:rPr>
+          <w:color w:val="1A1A1A"/>
+          <w:sz w:val="18"/>
+          <w:szCs w:val="18"/>
+        </w:rPr>
+        <w:t xml:space="preserve">Fuel replaces HP as the run clock — no death screen, no fail state, one resource carrying pacing, tension, and session length. Every shop </w:t>
+      </w:r>
+      <w:proofErr w:type="gramStart"/>
+      <w:r>
+        <w:rPr>
+          <w:color w:val="1A1A1A"/>
+          <w:sz w:val="18"/>
+          <w:szCs w:val="18"/>
+        </w:rPr>
+        <w:t>stat</w:t>
+      </w:r>
+      <w:proofErr w:type="gramEnd"/>
+      <w:r>
+        <w:rPr>
+          <w:color w:val="1A1A1A"/>
+          <w:sz w:val="18"/>
+          <w:szCs w:val="18"/>
+        </w:rPr>
+        <w:t xml:space="preserve"> is hard-</w:t>
+      </w:r>
+      <w:proofErr w:type="gramStart"/>
+      <w:r>
+        <w:rPr>
+          <w:color w:val="1A1A1A"/>
+          <w:sz w:val="18"/>
+          <w:szCs w:val="18"/>
+        </w:rPr>
+        <w:t>capped</w:t>
+      </w:r>
+      <w:proofErr w:type="gramEnd"/>
+      <w:r>
+        <w:rPr>
+          <w:color w:val="1A1A1A"/>
+          <w:sz w:val="18"/>
+          <w:szCs w:val="18"/>
+        </w:rPr>
+        <w:t xml:space="preserve"> so upgrades stay a decision, and the six split into combat and economy stats so grinding income never scales difficulty. Passed a cold 10-second clarity test with fresh testers.</w:t>
       </w:r>
     </w:p>
     <w:p>
@@ -339,17 +613,26 @@
         <w:tabs>
           <w:tab w:val="right" w:pos="10178"/>
         </w:tabs>
-        <w:spacing w:after="8" w:before="110"/>
-      </w:pPr>
-      <w:r>
-        <w:rPr>
-          <w:b/>
-          <w:bCs/>
-          <w:color w:val="1A1A1A"/>
-          <w:sz w:val="20"/>
-          <w:szCs w:val="20"/>
-        </w:rPr>
-        <w:t xml:space="preserve">TiltanTale — Action RPG</w:t>
+        <w:spacing w:before="80" w:after="8"/>
+        <w:jc w:val="right"/>
+      </w:pPr>
+      <w:proofErr w:type="spellStart"/>
+      <w:r>
+        <w:rPr>
+          <w:b/>
+          <w:bCs/>
+          <w:color w:val="1A1A1A"/>
+        </w:rPr>
+        <w:t>TiltanTale</w:t>
+      </w:r>
+      <w:proofErr w:type="spellEnd"/>
+      <w:r>
+        <w:rPr>
+          <w:b/>
+          <w:bCs/>
+          <w:color w:val="1A1A1A"/>
+        </w:rPr>
+        <w:t xml:space="preserve"> — Turn-Based Bullet-Hell RPG</w:t>
       </w:r>
       <w:r>
         <w:rPr>
@@ -359,20 +642,34 @@
           <w:sz w:val="18"/>
           <w:szCs w:val="18"/>
         </w:rPr>
-        <w:t xml:space="preserve">	Lead Gameplay Designer · C#/MonoGame</w:t>
-      </w:r>
+        <w:tab/>
+        <w:t>Lead Gameplay Designer · C#/</w:t>
+      </w:r>
+      <w:proofErr w:type="spellStart"/>
+      <w:r>
+        <w:rPr>
+          <w:b/>
+          <w:bCs/>
+          <w:color w:val="6D28D9"/>
+          <w:sz w:val="18"/>
+          <w:szCs w:val="18"/>
+        </w:rPr>
+        <w:t>MonoGame</w:t>
+      </w:r>
+      <w:proofErr w:type="spellEnd"/>
     </w:p>
     <w:p>
       <w:pPr>
         <w:spacing w:after="30"/>
-      </w:pPr>
-      <w:r>
-        <w:rPr>
-          <w:color w:val="1A1A1A"/>
-          <w:sz w:val="18"/>
-          <w:szCs w:val="18"/>
-        </w:rPr>
-        <w:t xml:space="preserve">Undertale-inspired RPG with an engine-less, code-authored battle framework and 15+ hand-built boss encounters, each with unique attack patterns. Two-person team; released on itch.io.</w:t>
+        <w:jc w:val="right"/>
+      </w:pPr>
+      <w:r>
+        <w:rPr>
+          <w:color w:val="1A1A1A"/>
+          <w:sz w:val="18"/>
+          <w:szCs w:val="18"/>
+        </w:rPr>
+        <w:t>Undertale-inspired RPG with an engine-less, code-authored battle framework: 15+ hand-built boss encounters, each with unique attack patterns and spare/defeat outcomes, all plugging into one scalable system. Two-person team; released on itch.io.</w:t>
       </w:r>
     </w:p>
     <w:p>
@@ -380,17 +677,26 @@
         <w:tabs>
           <w:tab w:val="right" w:pos="10178"/>
         </w:tabs>
-        <w:spacing w:after="8" w:before="110"/>
-      </w:pPr>
-      <w:r>
-        <w:rPr>
-          <w:b/>
-          <w:bCs/>
-          <w:color w:val="1A1A1A"/>
-          <w:sz w:val="20"/>
-          <w:szCs w:val="20"/>
-        </w:rPr>
-        <w:t xml:space="preserve">Brave the Wilderness — Mobile Survival</w:t>
+        <w:spacing w:before="80" w:after="8"/>
+        <w:jc w:val="right"/>
+      </w:pPr>
+      <w:proofErr w:type="spellStart"/>
+      <w:r>
+        <w:rPr>
+          <w:b/>
+          <w:bCs/>
+          <w:color w:val="1A1A1A"/>
+        </w:rPr>
+        <w:t>Dekelatro</w:t>
+      </w:r>
+      <w:proofErr w:type="spellEnd"/>
+      <w:r>
+        <w:rPr>
+          <w:b/>
+          <w:bCs/>
+          <w:color w:val="1A1A1A"/>
+        </w:rPr>
+        <w:t xml:space="preserve"> — Poker Roguelike</w:t>
       </w:r>
       <w:r>
         <w:rPr>
@@ -400,20 +706,22 @@
           <w:sz w:val="18"/>
           <w:szCs w:val="18"/>
         </w:rPr>
-        <w:t xml:space="preserve">	Lead Designer · Unity/Android</w:t>
+        <w:tab/>
+        <w:t>Solo · C# · Graded 100/100</w:t>
       </w:r>
     </w:p>
     <w:p>
       <w:pPr>
         <w:spacing w:after="30"/>
-      </w:pPr>
-      <w:r>
-        <w:rPr>
-          <w:color w:val="1A1A1A"/>
-          <w:sz w:val="18"/>
-          <w:szCs w:val="18"/>
-        </w:rPr>
-        <w:t xml:space="preserve">Merge-driven survival game built on a single “two-in, one-out” rule that scales into a 117-item, 5-tier crafting economy. Owned progression, economy, and balance. Course final project; playable Android build.</w:t>
+        <w:jc w:val="right"/>
+      </w:pPr>
+      <w:r>
+        <w:rPr>
+          <w:color w:val="1A1A1A"/>
+          <w:sz w:val="18"/>
+          <w:szCs w:val="18"/>
+        </w:rPr>
+        <w:t>Engineered from scratch in ~2,250 lines of C# with no engine or card library: a polymorphic joker system, a scoring pipeline, and a weighted-RNG shop, plus a full economy rebalance.</w:t>
       </w:r>
     </w:p>
     <w:p>
@@ -421,17 +729,16 @@
         <w:tabs>
           <w:tab w:val="right" w:pos="10178"/>
         </w:tabs>
-        <w:spacing w:after="8" w:before="110"/>
-      </w:pPr>
-      <w:r>
-        <w:rPr>
-          <w:b/>
-          <w:bCs/>
-          <w:color w:val="1A1A1A"/>
-          <w:sz w:val="20"/>
-          <w:szCs w:val="20"/>
-        </w:rPr>
-        <w:t xml:space="preserve">Dice Bound — Idle Battler (GDD)</w:t>
+        <w:spacing w:before="80" w:after="8"/>
+        <w:jc w:val="right"/>
+      </w:pPr>
+      <w:r>
+        <w:rPr>
+          <w:b/>
+          <w:bCs/>
+          <w:color w:val="1A1A1A"/>
+        </w:rPr>
+        <w:t>Trials of the Dungeon — Co-op Board Game</w:t>
       </w:r>
       <w:r>
         <w:rPr>
@@ -441,28 +748,112 @@
           <w:sz w:val="18"/>
           <w:szCs w:val="18"/>
         </w:rPr>
-        <w:t xml:space="preserve">	Lead Designer · Design Complete</w:t>
+        <w:tab/>
+      </w:r>
+      <w:proofErr w:type="spellStart"/>
+      <w:r>
+        <w:rPr>
+          <w:b/>
+          <w:bCs/>
+          <w:color w:val="6D28D9"/>
+          <w:sz w:val="18"/>
+          <w:szCs w:val="18"/>
+        </w:rPr>
+        <w:t>Game</w:t>
+      </w:r>
+      <w:proofErr w:type="spellEnd"/>
+      <w:r>
+        <w:rPr>
+          <w:b/>
+          <w:bCs/>
+          <w:color w:val="6D28D9"/>
+          <w:sz w:val="18"/>
+          <w:szCs w:val="18"/>
+        </w:rPr>
+        <w:t xml:space="preserve"> Designer &amp; Co-Director</w:t>
       </w:r>
     </w:p>
     <w:p>
       <w:pPr>
         <w:spacing w:after="30"/>
-      </w:pPr>
-      <w:r>
-        <w:rPr>
-          <w:color w:val="1A1A1A"/>
-          <w:sz w:val="18"/>
-          <w:szCs w:val="18"/>
-        </w:rPr>
-        <w:t xml:space="preserve">Party-based idle battler with dice roles, spell synergies, and a prestige loop. Led design on a 3-person team; wrote the full GDD and shelved the project after a team post-mortem.</w:t>
+        <w:jc w:val="right"/>
+      </w:pPr>
+      <w:r>
+        <w:rPr>
+          <w:color w:val="1A1A1A"/>
+          <w:sz w:val="18"/>
+          <w:szCs w:val="18"/>
+        </w:rPr>
+        <w:t>Cooperative dungeon-crawl shipped as a physical product. Designed combat, economy, and progression; wrote the 14-page rulebook; ran 5 structured playtests and rebalanced core systems from the data.</w:t>
+      </w:r>
+    </w:p>
+    <w:p>
+      <w:pPr>
+        <w:spacing w:before="80" w:after="30"/>
+        <w:jc w:val="right"/>
+      </w:pPr>
+      <w:r>
+        <w:rPr>
+          <w:color w:val="1A1A1A"/>
+          <w:sz w:val="18"/>
+          <w:szCs w:val="18"/>
+        </w:rPr>
+        <w:t xml:space="preserve">Also: Brave the Wilderness — mobile survival, a “two-in, one-out” merge rule scaling into a 117-item, 5-tier crafting economy.  </w:t>
+      </w:r>
+      <w:proofErr w:type="gramStart"/>
+      <w:r>
+        <w:rPr>
+          <w:color w:val="1A1A1A"/>
+          <w:sz w:val="18"/>
+          <w:szCs w:val="18"/>
+        </w:rPr>
+        <w:t xml:space="preserve">·  </w:t>
+      </w:r>
+      <w:proofErr w:type="spellStart"/>
+      <w:r>
+        <w:rPr>
+          <w:color w:val="1A1A1A"/>
+          <w:sz w:val="18"/>
+          <w:szCs w:val="18"/>
+        </w:rPr>
+        <w:t>RunicRPG</w:t>
+      </w:r>
+      <w:proofErr w:type="spellEnd"/>
+      <w:proofErr w:type="gramEnd"/>
+      <w:r>
+        <w:rPr>
+          <w:color w:val="1A1A1A"/>
+          <w:sz w:val="18"/>
+          <w:szCs w:val="18"/>
+        </w:rPr>
+        <w:t xml:space="preserve"> — 2.5D action RPG, playable core loop (XP, rarity drops, equipment scrolling, rune skill tree).  </w:t>
+      </w:r>
+      <w:proofErr w:type="gramStart"/>
+      <w:r>
+        <w:rPr>
+          <w:color w:val="1A1A1A"/>
+          <w:sz w:val="18"/>
+          <w:szCs w:val="18"/>
+        </w:rPr>
+        <w:t>·  Dice</w:t>
+      </w:r>
+      <w:proofErr w:type="gramEnd"/>
+      <w:r>
+        <w:rPr>
+          <w:color w:val="1A1A1A"/>
+          <w:sz w:val="18"/>
+          <w:szCs w:val="18"/>
+        </w:rPr>
+        <w:t xml:space="preserve"> Bound — idle battler; led design on a 3-person team, full GDD and team post-mortem.</w:t>
       </w:r>
     </w:p>
     <w:p>
       <w:pPr>
         <w:pBdr>
-          <w:bottom w:val="single" w:color="BBBBBB" w:sz="6" w:space="2"/>
+          <w:bottom w:val="single" w:sz="6" w:space="2" w:color="BBBBBB"/>
         </w:pBdr>
-        <w:spacing w:after="70" w:before="200"/>
+        <w:spacing w:before="150" w:after="70"/>
+        <w:jc w:val="right"/>
       </w:pPr>
       <w:r>
         <w:rPr>
@@ -473,7 +864,7 @@
           <w:sz w:val="19"/>
           <w:szCs w:val="19"/>
         </w:rPr>
-        <w:t xml:space="preserve">EXPERIENCE</w:t>
+        <w:t>EXPERIENCE</w:t>
       </w:r>
     </w:p>
     <w:p>
@@ -481,17 +872,16 @@
         <w:tabs>
           <w:tab w:val="right" w:pos="10178"/>
         </w:tabs>
-        <w:spacing w:after="8" w:before="110"/>
-      </w:pPr>
-      <w:r>
-        <w:rPr>
-          <w:b/>
-          <w:bCs/>
-          <w:color w:val="1A1A1A"/>
-          <w:sz w:val="20"/>
-          <w:szCs w:val="20"/>
-        </w:rPr>
-        <w:t>Minecraft Server Project Manager</w:t>
+        <w:spacing w:before="80" w:after="8"/>
+        <w:jc w:val="right"/>
+      </w:pPr>
+      <w:r>
+        <w:rPr>
+          <w:b/>
+          <w:bCs/>
+          <w:color w:val="1A1A1A"/>
+        </w:rPr>
+        <w:t>Minecraft Level &amp; World Designer — Independent</w:t>
       </w:r>
       <w:r>
         <w:rPr>
@@ -508,14 +898,15 @@
     <w:p>
       <w:pPr>
         <w:spacing w:after="30"/>
-      </w:pPr>
-      <w:r>
-        <w:rPr>
-          <w:color w:val="1A1A1A"/>
-          <w:sz w:val="18"/>
-          <w:szCs w:val="18"/>
-        </w:rPr>
-        <w:t>Built and ran a series of my own Minecraft servers — designing custom maps, levels, and game modes from the ground up, iterating on layout and pacing through playtests, and managing the community around them.</w:t>
+        <w:jc w:val="right"/>
+      </w:pPr>
+      <w:r>
+        <w:rPr>
+          <w:color w:val="1A1A1A"/>
+          <w:sz w:val="18"/>
+          <w:szCs w:val="18"/>
+        </w:rPr>
+        <w:t>Designed six multiplayer servers end to end — world layout, zone gating, economy, and progression — and authored 100% of the custom textures, each backed by a full design doc. One peaked at ~300 concurrent players; one original concept was acquired by a studio.</w:t>
       </w:r>
     </w:p>
     <w:p>
@@ -523,18 +914,27 @@
         <w:tabs>
           <w:tab w:val="right" w:pos="10178"/>
         </w:tabs>
-        <w:spacing w:after="8" w:before="110"/>
-      </w:pPr>
-      <w:r>
-        <w:rPr>
-          <w:b/>
-          <w:bCs/>
-          <w:color w:val="1A1A1A"/>
-          <w:sz w:val="20"/>
-          <w:szCs w:val="20"/>
-        </w:rPr>
-        <w:t xml:space="preserve">Community Manager &amp; Game Designer — Yourpixel</w:t>
-      </w:r>
+        <w:spacing w:before="80" w:after="8"/>
+        <w:jc w:val="right"/>
+      </w:pPr>
+      <w:r>
+        <w:rPr>
+          <w:b/>
+          <w:bCs/>
+          <w:color w:val="1A1A1A"/>
+        </w:rPr>
+        <w:t xml:space="preserve">Game Designer &amp; Community Manager — </w:t>
+      </w:r>
+      <w:proofErr w:type="spellStart"/>
+      <w:r>
+        <w:rPr>
+          <w:b/>
+          <w:bCs/>
+          <w:color w:val="1A1A1A"/>
+        </w:rPr>
+        <w:t>Yourpixel</w:t>
+      </w:r>
+      <w:proofErr w:type="spellEnd"/>
       <w:r>
         <w:rPr>
           <w:b/>
@@ -543,20 +943,22 @@
           <w:sz w:val="18"/>
           <w:szCs w:val="18"/>
         </w:rPr>
-        <w:t xml:space="preserve">	2017 – 2020</w:t>
+        <w:tab/>
+        <w:t>2017 – 2020</w:t>
       </w:r>
     </w:p>
     <w:p>
       <w:pPr>
         <w:spacing w:after="30"/>
-      </w:pPr>
-      <w:r>
-        <w:rPr>
-          <w:color w:val="1A1A1A"/>
-          <w:sz w:val="18"/>
-          <w:szCs w:val="18"/>
-        </w:rPr>
-        <w:t xml:space="preserve">Ran a Minecraft server end-to-end; designed game modes and quests for retention and recruited/led a content team. Grew concurrent players from ~30 to ~200.</w:t>
+        <w:jc w:val="right"/>
+      </w:pPr>
+      <w:r>
+        <w:rPr>
+          <w:color w:val="1A1A1A"/>
+          <w:sz w:val="18"/>
+          <w:szCs w:val="18"/>
+        </w:rPr>
+        <w:t>Ran a Minecraft server end to end; designed game modes, quests, and HUD/GUI for retention, and recruited and led a content team. Grew concurrent players from ~30 to ~200; promoted to senior manager.</w:t>
       </w:r>
     </w:p>
     <w:p>
@@ -564,17 +966,16 @@
         <w:tabs>
           <w:tab w:val="right" w:pos="10178"/>
         </w:tabs>
-        <w:spacing w:after="8" w:before="110"/>
-      </w:pPr>
-      <w:r>
-        <w:rPr>
-          <w:b/>
-          <w:bCs/>
-          <w:color w:val="1A1A1A"/>
-          <w:sz w:val="20"/>
-          <w:szCs w:val="20"/>
-        </w:rPr>
-        <w:t xml:space="preserve">Content Creator — YouTube</w:t>
+        <w:spacing w:before="80" w:after="8"/>
+        <w:jc w:val="right"/>
+      </w:pPr>
+      <w:r>
+        <w:rPr>
+          <w:b/>
+          <w:bCs/>
+          <w:color w:val="1A1A1A"/>
+        </w:rPr>
+        <w:t>Content Creator — YouTube</w:t>
       </w:r>
       <w:r>
         <w:rPr>
@@ -584,20 +985,40 @@
           <w:sz w:val="18"/>
           <w:szCs w:val="18"/>
         </w:rPr>
-        <w:t xml:space="preserve">	2012 – 2023</w:t>
+        <w:tab/>
+        <w:t>2012 – 2023</w:t>
       </w:r>
     </w:p>
     <w:p>
       <w:pPr>
         <w:spacing w:after="30"/>
-      </w:pPr>
-      <w:r>
-        <w:rPr>
-          <w:color w:val="1A1A1A"/>
-          <w:sz w:val="18"/>
-          <w:szCs w:val="18"/>
-        </w:rPr>
-        <w:t xml:space="preserve">Scripted, filmed, and edited long-form video for 20,000+ subscribers — the foundation of the trailer and devlog work I do today.</w:t>
+        <w:jc w:val="right"/>
+      </w:pPr>
+      <w:r>
+        <w:rPr>
+          <w:color w:val="1A1A1A"/>
+          <w:sz w:val="18"/>
+          <w:szCs w:val="18"/>
+        </w:rPr>
+        <w:t xml:space="preserve">Scripted, filmed, and edited long-form video for 20,000+ subscribers — the foundation of the trailer and </w:t>
+      </w:r>
+      <w:proofErr w:type="spellStart"/>
+      <w:r>
+        <w:rPr>
+          <w:color w:val="1A1A1A"/>
+          <w:sz w:val="18"/>
+          <w:szCs w:val="18"/>
+        </w:rPr>
+        <w:t>devlog</w:t>
+      </w:r>
+      <w:proofErr w:type="spellEnd"/>
+      <w:r>
+        <w:rPr>
+          <w:color w:val="1A1A1A"/>
+          <w:sz w:val="18"/>
+          <w:szCs w:val="18"/>
+        </w:rPr>
+        <w:t xml:space="preserve"> work I do today.</w:t>
       </w:r>
     </w:p>
     <w:p>
@@ -605,17 +1026,16 @@
         <w:tabs>
           <w:tab w:val="right" w:pos="10178"/>
         </w:tabs>
-        <w:spacing w:after="8" w:before="110"/>
-      </w:pPr>
-      <w:r>
-        <w:rPr>
-          <w:b/>
-          <w:bCs/>
-          <w:color w:val="1A1A1A"/>
-          <w:sz w:val="20"/>
-          <w:szCs w:val="20"/>
-        </w:rPr>
-        <w:t xml:space="preserve">Fighter Jet Technician — Israeli Air Force (Reservist)</w:t>
+        <w:spacing w:before="80" w:after="8"/>
+        <w:jc w:val="right"/>
+      </w:pPr>
+      <w:r>
+        <w:rPr>
+          <w:b/>
+          <w:bCs/>
+          <w:color w:val="1A1A1A"/>
+        </w:rPr>
+        <w:t>Fighter Jet Technician — Israeli Air Force (Reservist)</w:t>
       </w:r>
       <w:r>
         <w:rPr>
@@ -625,20 +1045,22 @@
           <w:sz w:val="18"/>
           <w:szCs w:val="18"/>
         </w:rPr>
-        <w:t xml:space="preserve">	2020 – Present</w:t>
+        <w:tab/>
+        <w:t>2020 – Present</w:t>
       </w:r>
     </w:p>
     <w:p>
       <w:pPr>
         <w:spacing w:after="30"/>
-      </w:pPr>
-      <w:r>
-        <w:rPr>
-          <w:color w:val="1A1A1A"/>
-          <w:sz w:val="18"/>
-          <w:szCs w:val="18"/>
-        </w:rPr>
-        <w:t xml:space="preserve">Aircraft maintenance and troubleshooting under strict safety protocols. Squadron Excellence Certificate, 2021.</w:t>
+        <w:jc w:val="right"/>
+      </w:pPr>
+      <w:r>
+        <w:rPr>
+          <w:color w:val="1A1A1A"/>
+          <w:sz w:val="18"/>
+          <w:szCs w:val="18"/>
+        </w:rPr>
+        <w:t>Aircraft maintenance and troubleshooting under strict safety protocols. Squadron Excellence Certificate, 2021.</w:t>
       </w:r>
     </w:p>
     <w:p>
@@ -646,17 +1068,16 @@
         <w:tabs>
           <w:tab w:val="right" w:pos="10178"/>
         </w:tabs>
-        <w:spacing w:after="8" w:before="110"/>
-      </w:pPr>
-      <w:r>
-        <w:rPr>
-          <w:b/>
-          <w:bCs/>
-          <w:color w:val="1A1A1A"/>
-          <w:sz w:val="20"/>
-          <w:szCs w:val="20"/>
-        </w:rPr>
-        <w:t xml:space="preserve">Aircraft Mechanic — El Al Airlines</w:t>
+        <w:spacing w:before="80" w:after="8"/>
+        <w:jc w:val="right"/>
+      </w:pPr>
+      <w:r>
+        <w:rPr>
+          <w:b/>
+          <w:bCs/>
+          <w:color w:val="1A1A1A"/>
+        </w:rPr>
+        <w:t>Aircraft Mechanic — El Al Airlines</w:t>
       </w:r>
       <w:r>
         <w:rPr>
@@ -666,28 +1087,31 @@
           <w:sz w:val="18"/>
           <w:szCs w:val="18"/>
         </w:rPr>
-        <w:t xml:space="preserve">	2023 – 2024</w:t>
+        <w:tab/>
+        <w:t>2023 – 2024</w:t>
       </w:r>
     </w:p>
     <w:p>
       <w:pPr>
         <w:spacing w:after="30"/>
-      </w:pPr>
-      <w:r>
-        <w:rPr>
-          <w:color w:val="1A1A1A"/>
-          <w:sz w:val="18"/>
-          <w:szCs w:val="18"/>
-        </w:rPr>
-        <w:t xml:space="preserve">Maintenance and inspections across four commercial aircraft types under tight international turnaround windows.</w:t>
+        <w:jc w:val="right"/>
+      </w:pPr>
+      <w:r>
+        <w:rPr>
+          <w:color w:val="1A1A1A"/>
+          <w:sz w:val="18"/>
+          <w:szCs w:val="18"/>
+        </w:rPr>
+        <w:t>Maintenance and inspections across four commercial aircraft types under tight international turnaround windows.</w:t>
       </w:r>
     </w:p>
     <w:p>
       <w:pPr>
         <w:pBdr>
-          <w:bottom w:val="single" w:color="BBBBBB" w:sz="6" w:space="2"/>
+          <w:bottom w:val="single" w:sz="6" w:space="2" w:color="BBBBBB"/>
         </w:pBdr>
-        <w:spacing w:after="70" w:before="200"/>
+        <w:spacing w:before="150" w:after="70"/>
+        <w:jc w:val="right"/>
       </w:pPr>
       <w:r>
         <w:rPr>
@@ -698,7 +1122,7 @@
           <w:sz w:val="19"/>
           <w:szCs w:val="19"/>
         </w:rPr>
-        <w:t xml:space="preserve">EDUCATION</w:t>
+        <w:t>EDUCATION</w:t>
       </w:r>
     </w:p>
     <w:p>
@@ -706,17 +1130,34 @@
         <w:tabs>
           <w:tab w:val="right" w:pos="10178"/>
         </w:tabs>
-        <w:spacing w:after="8" w:before="110"/>
-      </w:pPr>
-      <w:r>
-        <w:rPr>
-          <w:b/>
-          <w:bCs/>
-          <w:color w:val="1A1A1A"/>
-          <w:sz w:val="20"/>
-          <w:szCs w:val="20"/>
-        </w:rPr>
-        <w:t xml:space="preserve">Game Design &amp; Development — Tiltan College of Visual Design and Communication</w:t>
+        <w:spacing w:before="80" w:after="8"/>
+        <w:jc w:val="right"/>
+      </w:pPr>
+      <w:r>
+        <w:rPr>
+          <w:b/>
+          <w:bCs/>
+          <w:color w:val="1A1A1A"/>
+        </w:rPr>
+        <w:t xml:space="preserve">Game Design &amp; Development — </w:t>
+      </w:r>
+      <w:proofErr w:type="spellStart"/>
+      <w:r>
+        <w:rPr>
+          <w:b/>
+          <w:bCs/>
+          <w:color w:val="1A1A1A"/>
+        </w:rPr>
+        <w:t>Tiltan</w:t>
+      </w:r>
+      <w:proofErr w:type="spellEnd"/>
+      <w:r>
+        <w:rPr>
+          <w:b/>
+          <w:bCs/>
+          <w:color w:val="1A1A1A"/>
+        </w:rPr>
+        <w:t xml:space="preserve"> College of Visual Design and Communication</w:t>
       </w:r>
       <w:r>
         <w:rPr>
@@ -726,20 +1167,22 @@
           <w:sz w:val="18"/>
           <w:szCs w:val="18"/>
         </w:rPr>
-        <w:t xml:space="preserve">	2025 – 2028 (Expected)</w:t>
+        <w:tab/>
+        <w:t>2025 – 2028 (Expected)</w:t>
       </w:r>
     </w:p>
     <w:p>
       <w:pPr>
         <w:spacing w:after="30"/>
-      </w:pPr>
-      <w:r>
-        <w:rPr>
-          <w:color w:val="1A1A1A"/>
-          <w:sz w:val="18"/>
-          <w:szCs w:val="18"/>
-        </w:rPr>
-        <w:t xml:space="preserve">Coursework: C#, Object-Oriented Programming, Game Design.</w:t>
+        <w:jc w:val="right"/>
+      </w:pPr>
+      <w:r>
+        <w:rPr>
+          <w:color w:val="1A1A1A"/>
+          <w:sz w:val="18"/>
+          <w:szCs w:val="18"/>
+        </w:rPr>
+        <w:t>Coursework: C#, Object-Oriented Programming, Game Design.</w:t>
       </w:r>
     </w:p>
     <w:p>
@@ -747,17 +1190,34 @@
         <w:tabs>
           <w:tab w:val="right" w:pos="10178"/>
         </w:tabs>
-        <w:spacing w:after="8" w:before="110"/>
-      </w:pPr>
-      <w:r>
-        <w:rPr>
-          <w:b/>
-          <w:bCs/>
-          <w:color w:val="1A1A1A"/>
-          <w:sz w:val="20"/>
-          <w:szCs w:val="20"/>
-        </w:rPr>
-        <w:t xml:space="preserve">Full Bagrut (Israeli Matriculation) — Ankori North High School</w:t>
+        <w:spacing w:before="80" w:after="8"/>
+        <w:jc w:val="right"/>
+      </w:pPr>
+      <w:r>
+        <w:rPr>
+          <w:b/>
+          <w:bCs/>
+          <w:color w:val="1A1A1A"/>
+        </w:rPr>
+        <w:t xml:space="preserve">Full </w:t>
+      </w:r>
+      <w:proofErr w:type="spellStart"/>
+      <w:r>
+        <w:rPr>
+          <w:b/>
+          <w:bCs/>
+          <w:color w:val="1A1A1A"/>
+        </w:rPr>
+        <w:t>Bagrut</w:t>
+      </w:r>
+      <w:proofErr w:type="spellEnd"/>
+      <w:r>
+        <w:rPr>
+          <w:b/>
+          <w:bCs/>
+          <w:color w:val="1A1A1A"/>
+        </w:rPr>
+        <w:t xml:space="preserve"> (Israeli Matriculation) — Ankori North High School</w:t>
       </w:r>
       <w:r>
         <w:rPr>
@@ -767,102 +1227,27 @@
           <w:sz w:val="18"/>
           <w:szCs w:val="18"/>
         </w:rPr>
-        <w:t xml:space="preserve">	2015 – 2018</w:t>
+        <w:tab/>
+        <w:t>2015 – 2018</w:t>
       </w:r>
     </w:p>
     <w:sectPr>
-      <w:pgSz w:w="11906" w:h="16838" w:orient="portrait"/>
-      <w:pgMar w:top="720" w:right="864" w:bottom="720" w:left="864" w:header="708" w:footer="708" w:gutter="0"/>
-      <w:pgNumType/>
+      <w:pgSz w:w="11906" w:h="16838"/>
+      <w:pgMar w:top="640" w:right="864" w:bottom="640" w:left="864" w:header="708" w:footer="708" w:gutter="0"/>
+      <w:cols w:space="720"/>
       <w:docGrid w:linePitch="360"/>
     </w:sectPr>
   </w:body>
 </w:document>
 </file>
 
-<file path=word/comments.xml><?xml version="1.0" encoding="utf-8"?>
-<w:comments xmlns:cx="http://schemas.microsoft.com/office/drawing/2014/chartex" xmlns:cx1="http://schemas.microsoft.com/office/drawing/2015/9/8/chartex" xmlns:cx2="http://schemas.microsoft.com/office/drawing/2015/10/21/chartex" xmlns:cx3="http://schemas.microsoft.com/office/drawing/2016/5/9/chartex" xmlns:cx4="http://schemas.microsoft.com/office/drawing/2016/5/10/chartex" xmlns:cx5="http://schemas.microsoft.com/office/drawing/2016/5/11/chartex" xmlns:cx6="http://schemas.microsoft.com/office/drawing/2016/5/12/chartex" xmlns:cx7="http://schemas.microsoft.com/office/drawing/2016/5/13/chartex" xmlns:cx8="http://schemas.microsoft.com/office/drawing/2016/5/14/chartex" xmlns:mc="http://schemas.openxmlformats.org/markup-compatibility/2006" xmlns:aink="http://schemas.microsoft.com/office/drawing/2016/ink" xmlns:am3d="http://schemas.microsoft.com/office/drawing/2017/model3d" xmlns:o="urn:schemas-microsoft-com:office:office" xmlns:r="http://schemas.openxmlformats.org/officeDocument/2006/relationships" xmlns:m="http://schemas.openxmlformats.org/officeDocument/2006/math" xmlns:v="urn:schemas-microsoft-com:vml" xmlns:wp14="http://schemas.microsoft.com/office/word/2010/wordprocessingDrawing" xmlns:wp="http://schemas.openxmlformats.org/drawingml/2006/wordprocessingDrawing" xmlns:w10="urn:schemas-microsoft-com:office:word" xmlns:w="http://schemas.openxmlformats.org/wordprocessingml/2006/main" xmlns:w14="http://schemas.microsoft.com/office/word/2010/wordml" xmlns:w15="http://schemas.microsoft.com/office/word/2012/wordml" xmlns:w16cex="http://schemas.microsoft.com/office/word/2018/wordml/cex" xmlns:w16cid="http://schemas.microsoft.com/office/word/2016/wordml/cid" xmlns:w16="http://schemas.microsoft.com/office/word/2018/wordml" xmlns:w16sdtdh="http://schemas.microsoft.com/office/word/2020/wordml/sdtdatahash" xmlns:w16se="http://schemas.microsoft.com/office/word/2015/wordml/symex" xmlns:wpg="http://schemas.microsoft.com/office/word/2010/wordprocessingGroup" xmlns:wpi="http://schemas.microsoft.com/office/word/2010/wordprocessingInk" xmlns:wne="http://schemas.microsoft.com/office/word/2006/wordml" xmlns:wps="http://schemas.microsoft.com/office/word/2010/wordprocessingShape"/>
-</file>
-
-<file path=word/endnotes.xml><?xml version="1.0" encoding="utf-8"?>
-<w:endnotes xmlns:wpc="http://schemas.microsoft.com/office/word/2010/wordprocessingCanvas" xmlns:mc="http://schemas.openxmlformats.org/markup-compatibility/2006" xmlns:o="urn:schemas-microsoft-com:office:office" xmlns:r="http://schemas.openxmlformats.org/officeDocument/2006/relationships" xmlns:m="http://schemas.openxmlformats.org/officeDocument/2006/math" xmlns:v="urn:schemas-microsoft-com:vml" xmlns:wp14="http://schemas.microsoft.com/office/word/2010/wordprocessingDrawing" xmlns:wp="http://schemas.openxmlformats.org/drawingml/2006/wordprocessingDrawing" xmlns:w10="urn:schemas-microsoft-com:office:word" xmlns:w="http://schemas.openxmlformats.org/wordprocessingml/2006/main" xmlns:w14="http://schemas.microsoft.com/office/word/2010/wordml" xmlns:w15="http://schemas.microsoft.com/office/word/2012/wordml" xmlns:wpg="http://schemas.microsoft.com/office/word/2010/wordprocessingGroup" xmlns:wpi="http://schemas.microsoft.com/office/word/2010/wordprocessingInk" xmlns:wne="http://schemas.microsoft.com/office/word/2006/wordml" xmlns:wps="http://schemas.microsoft.com/office/word/2010/wordprocessingShape" mc:Ignorable="w14 w15 wp14">
-  <w:endnote w:type="separator" w:id="-1">
-    <w:p>
-      <w:pPr>
-        <w:spacing w:after="0" w:line="240" w:lineRule="auto"/>
-      </w:pPr>
-      <w:r>
-        <w:rPr>
-          <w:rStyle w:val="EndnoteReference"/>
-        </w:rPr>
-        <w:endnoteRef/>
-      </w:r>
-      <w:r>
-        <w:separator/>
-      </w:r>
-    </w:p>
-  </w:endnote>
-  <w:endnote w:type="continuationSeparator" w:id="0">
-    <w:p>
-      <w:pPr>
-        <w:spacing w:after="0" w:line="240" w:lineRule="auto"/>
-      </w:pPr>
-      <w:r>
-        <w:rPr>
-          <w:rStyle w:val="EndnoteReference"/>
-        </w:rPr>
-        <w:endnoteRef/>
-      </w:r>
-      <w:r>
-        <w:continuationSeparator/>
-      </w:r>
-    </w:p>
-  </w:endnote>
-</w:endnotes>
-</file>
-
-<file path=word/footnotes.xml><?xml version="1.0" encoding="utf-8"?>
-<w:footnotes xmlns:wpc="http://schemas.microsoft.com/office/word/2010/wordprocessingCanvas" xmlns:mc="http://schemas.openxmlformats.org/markup-compatibility/2006" xmlns:o="urn:schemas-microsoft-com:office:office" xmlns:r="http://schemas.openxmlformats.org/officeDocument/2006/relationships" xmlns:m="http://schemas.openxmlformats.org/officeDocument/2006/math" xmlns:v="urn:schemas-microsoft-com:vml" xmlns:wp14="http://schemas.microsoft.com/office/word/2010/wordprocessingDrawing" xmlns:wp="http://schemas.openxmlformats.org/drawingml/2006/wordprocessingDrawing" xmlns:w10="urn:schemas-microsoft-com:office:word" xmlns:w="http://schemas.openxmlformats.org/wordprocessingml/2006/main" xmlns:w14="http://schemas.microsoft.com/office/word/2010/wordml" xmlns:w15="http://schemas.microsoft.com/office/word/2012/wordml" xmlns:wpg="http://schemas.microsoft.com/office/word/2010/wordprocessingGroup" xmlns:wpi="http://schemas.microsoft.com/office/word/2010/wordprocessingInk" xmlns:wne="http://schemas.microsoft.com/office/word/2006/wordml" xmlns:wps="http://schemas.microsoft.com/office/word/2010/wordprocessingShape" mc:Ignorable="w14 w15 wp14">
-  <w:footnote w:type="separator" w:id="-1">
-    <w:p>
-      <w:pPr>
-        <w:spacing w:after="0" w:line="240" w:lineRule="auto"/>
-      </w:pPr>
-      <w:r>
-        <w:rPr>
-          <w:rStyle w:val="FootnoteReference"/>
-        </w:rPr>
-        <w:footnoteRef/>
-      </w:r>
-      <w:r>
-        <w:separator/>
-      </w:r>
-    </w:p>
-  </w:footnote>
-  <w:footnote w:type="continuationSeparator" w:id="0">
-    <w:p>
-      <w:pPr>
-        <w:spacing w:after="0" w:line="240" w:lineRule="auto"/>
-      </w:pPr>
-      <w:r>
-        <w:rPr>
-          <w:rStyle w:val="FootnoteReference"/>
-        </w:rPr>
-        <w:footnoteRef/>
-      </w:r>
-      <w:r>
-        <w:continuationSeparator/>
-      </w:r>
-    </w:p>
-  </w:footnote>
-</w:footnotes>
-</file>
-
 <file path=word/numbering.xml><?xml version="1.0" encoding="utf-8"?>
-<w:numbering xmlns:wpc="http://schemas.microsoft.com/office/word/2010/wordprocessingCanvas" xmlns:mc="http://schemas.openxmlformats.org/markup-compatibility/2006" xmlns:o="urn:schemas-microsoft-com:office:office" xmlns:r="http://schemas.openxmlformats.org/officeDocument/2006/relationships" xmlns:m="http://schemas.openxmlformats.org/officeDocument/2006/math" xmlns:v="urn:schemas-microsoft-com:vml" xmlns:wp14="http://schemas.microsoft.com/office/word/2010/wordprocessingDrawing" xmlns:wp="http://schemas.openxmlformats.org/drawingml/2006/wordprocessingDrawing" xmlns:w10="urn:schemas-microsoft-com:office:word" xmlns:w="http://schemas.openxmlformats.org/wordprocessingml/2006/main" xmlns:w14="http://schemas.microsoft.com/office/word/2010/wordml" xmlns:w15="http://schemas.microsoft.com/office/word/2012/wordml" xmlns:wpg="http://schemas.microsoft.com/office/word/2010/wordprocessingGroup" xmlns:wpi="http://schemas.microsoft.com/office/word/2010/wordprocessingInk" xmlns:wne="http://schemas.microsoft.com/office/word/2006/wordml" xmlns:wps="http://schemas.microsoft.com/office/word/2010/wordprocessingShape" mc:Ignorable="w14 w15 wp14">
-  <w:abstractNum w:abstractNumId="1" w15:restartNumberingAfterBreak="0">
+<w:numbering xmlns:wpc="http://schemas.microsoft.com/office/word/2010/wordprocessingCanvas" xmlns:cx="http://schemas.microsoft.com/office/drawing/2014/chartex" xmlns:cx1="http://schemas.microsoft.com/office/drawing/2015/9/8/chartex" xmlns:cx2="http://schemas.microsoft.com/office/drawing/2015/10/21/chartex" xmlns:cx3="http://schemas.microsoft.com/office/drawing/2016/5/9/chartex" xmlns:cx4="http://schemas.microsoft.com/office/drawing/2016/5/10/chartex" xmlns:cx5="http://schemas.microsoft.com/office/drawing/2016/5/11/chartex" xmlns:cx6="http://schemas.microsoft.com/office/drawing/2016/5/12/chartex" xmlns:cx7="http://schemas.microsoft.com/office/drawing/2016/5/13/chartex" xmlns:cx8="http://schemas.microsoft.com/office/drawing/2016/5/14/chartex" xmlns:mc="http://schemas.openxmlformats.org/markup-compatibility/2006" xmlns:aink="http://schemas.microsoft.com/office/drawing/2016/ink" xmlns:am3d="http://schemas.microsoft.com/office/drawing/2017/model3d" xmlns:o="urn:schemas-microsoft-com:office:office" xmlns:oel="http://schemas.microsoft.com/office/2019/extlst" xmlns:r="http://schemas.openxmlformats.org/officeDocument/2006/relationships" xmlns:m="http://schemas.openxmlformats.org/officeDocument/2006/math" xmlns:v="urn:schemas-microsoft-com:vml" xmlns:wp14="http://schemas.microsoft.com/office/word/2010/wordprocessingDrawing" xmlns:wp="http://schemas.openxmlformats.org/drawingml/2006/wordprocessingDrawing" xmlns:w10="urn:schemas-microsoft-com:office:word" xmlns:w="http://schemas.openxmlformats.org/wordprocessingml/2006/main" xmlns:w14="http://schemas.microsoft.com/office/word/2010/wordml" xmlns:w15="http://schemas.microsoft.com/office/word/2012/wordml" xmlns:w16cex="http://schemas.microsoft.com/office/word/2018/wordml/cex" xmlns:w16cid="http://schemas.microsoft.com/office/word/2016/wordml/cid" xmlns:w16="http://schemas.microsoft.com/office/word/2018/wordml" xmlns:w16du="http://schemas.microsoft.com/office/word/2023/wordml/word16du" xmlns:w16sdtdh="http://schemas.microsoft.com/office/word/2020/wordml/sdtdatahash" xmlns:w16sdtfl="http://schemas.microsoft.com/office/word/2024/wordml/sdtformatlock" xmlns:w16se="http://schemas.microsoft.com/office/word/2015/wordml/symex" xmlns:wpg="http://schemas.microsoft.com/office/word/2010/wordprocessingGroup" xmlns:wpi="http://schemas.microsoft.com/office/word/2010/wordprocessingInk" xmlns:wne="http://schemas.microsoft.com/office/word/2006/wordml" xmlns:wps="http://schemas.microsoft.com/office/word/2010/wordprocessingShape" mc:Ignorable="w14 w15 w16se w16cid w16 w16cex w16sdtdh w16sdtfl w16du wp14">
+  <w:abstractNum w:abstractNumId="0" w15:restartNumberingAfterBreak="0">
+    <w:nsid w:val="572617A1"/>
     <w:multiLevelType w:val="hybridMultilevel"/>
-    <w:lvl w:ilvl="0" w15:tentative="1">
+    <w:tmpl w:val="03CAD81C"/>
+    <w:lvl w:ilvl="0" w:tplc="5B9CE0B0">
       <w:start w:val="1"/>
       <w:numFmt w:val="bullet"/>
       <w:lvlText w:val="●"/>
@@ -871,7 +1256,7 @@
         <w:ind w:left="720" w:hanging="360"/>
       </w:pPr>
     </w:lvl>
-    <w:lvl w:ilvl="1" w15:tentative="1">
+    <w:lvl w:ilvl="1" w:tplc="79926626">
       <w:start w:val="1"/>
       <w:numFmt w:val="bullet"/>
       <w:lvlText w:val="○"/>
@@ -880,7 +1265,7 @@
         <w:ind w:left="1440" w:hanging="360"/>
       </w:pPr>
     </w:lvl>
-    <w:lvl w:ilvl="2" w15:tentative="1">
+    <w:lvl w:ilvl="2" w:tplc="24646334">
       <w:start w:val="1"/>
       <w:numFmt w:val="bullet"/>
       <w:lvlText w:val="■"/>
@@ -889,7 +1274,7 @@
         <w:ind w:left="2160" w:hanging="360"/>
       </w:pPr>
     </w:lvl>
-    <w:lvl w:ilvl="3" w15:tentative="1">
+    <w:lvl w:ilvl="3" w:tplc="3E72196A">
       <w:start w:val="1"/>
       <w:numFmt w:val="bullet"/>
       <w:lvlText w:val="●"/>
@@ -898,7 +1283,7 @@
         <w:ind w:left="2880" w:hanging="360"/>
       </w:pPr>
     </w:lvl>
-    <w:lvl w:ilvl="4" w15:tentative="1">
+    <w:lvl w:ilvl="4" w:tplc="480C853A">
       <w:start w:val="1"/>
       <w:numFmt w:val="bullet"/>
       <w:lvlText w:val="○"/>
@@ -907,7 +1292,7 @@
         <w:ind w:left="3600" w:hanging="360"/>
       </w:pPr>
     </w:lvl>
-    <w:lvl w:ilvl="5" w15:tentative="1">
+    <w:lvl w:ilvl="5" w:tplc="7F5A0782">
       <w:start w:val="1"/>
       <w:numFmt w:val="bullet"/>
       <w:lvlText w:val="■"/>
@@ -916,7 +1301,7 @@
         <w:ind w:left="4320" w:hanging="360"/>
       </w:pPr>
     </w:lvl>
-    <w:lvl w:ilvl="6" w15:tentative="1">
+    <w:lvl w:ilvl="6" w:tplc="7BB65F4A">
       <w:start w:val="1"/>
       <w:numFmt w:val="bullet"/>
       <w:lvlText w:val="●"/>
@@ -925,7 +1310,7 @@
         <w:ind w:left="5040" w:hanging="360"/>
       </w:pPr>
     </w:lvl>
-    <w:lvl w:ilvl="7" w15:tentative="1">
+    <w:lvl w:ilvl="7" w:tplc="21CCFFCA">
       <w:start w:val="1"/>
       <w:numFmt w:val="bullet"/>
       <w:lvlText w:val="●"/>
@@ -934,7 +1319,7 @@
         <w:ind w:left="5760" w:hanging="360"/>
       </w:pPr>
     </w:lvl>
-    <w:lvl w:ilvl="8" w15:tentative="1">
+    <w:lvl w:ilvl="8" w:tplc="6ED0947E">
       <w:start w:val="1"/>
       <w:numFmt w:val="bullet"/>
       <w:lvlText w:val="●"/>
@@ -944,8 +1329,8 @@
       </w:pPr>
     </w:lvl>
   </w:abstractNum>
-  <w:num w:numId="1">
-    <w:abstractNumId w:val="1"/>
+  <w:num w:numId="1" w16cid:durableId="912086964">
+    <w:abstractNumId w:val="0"/>
     <w:lvlOverride w:ilvl="0">
       <w:startOverride w:val="1"/>
     </w:lvlOverride>
@@ -954,105 +1339,535 @@
 </file>
 
 <file path=word/styles.xml><?xml version="1.0" encoding="utf-8"?>
-<w:styles xmlns:mc="http://schemas.openxmlformats.org/markup-compatibility/2006" xmlns:r="http://schemas.openxmlformats.org/officeDocument/2006/relationships" xmlns:w="http://schemas.openxmlformats.org/wordprocessingml/2006/main" xmlns:w14="http://schemas.microsoft.com/office/word/2010/wordml" xmlns:w15="http://schemas.microsoft.com/office/word/2012/wordml" mc:Ignorable="w14 w15">
+<w:styles xmlns:mc="http://schemas.openxmlformats.org/markup-compatibility/2006" xmlns:r="http://schemas.openxmlformats.org/officeDocument/2006/relationships" xmlns:w="http://schemas.openxmlformats.org/wordprocessingml/2006/main" xmlns:w14="http://schemas.microsoft.com/office/word/2010/wordml" xmlns:w15="http://schemas.microsoft.com/office/word/2012/wordml" xmlns:w16cex="http://schemas.microsoft.com/office/word/2018/wordml/cex" xmlns:w16cid="http://schemas.microsoft.com/office/word/2016/wordml/cid" xmlns:w16="http://schemas.microsoft.com/office/word/2018/wordml" xmlns:w16du="http://schemas.microsoft.com/office/word/2023/wordml/word16du" xmlns:w16sdtdh="http://schemas.microsoft.com/office/word/2020/wordml/sdtdatahash" xmlns:w16sdtfl="http://schemas.microsoft.com/office/word/2024/wordml/sdtformatlock" xmlns:w16se="http://schemas.microsoft.com/office/word/2015/wordml/symex" mc:Ignorable="w14 w15 w16se w16cid w16 w16cex w16sdtdh w16sdtfl w16du">
   <w:docDefaults>
     <w:rPrDefault>
       <w:rPr>
-        <w:rFonts w:ascii="Calibri" w:cs="Calibri" w:eastAsia="Calibri" w:hAnsi="Calibri"/>
+        <w:rFonts w:ascii="Calibri" w:eastAsia="Calibri" w:hAnsi="Calibri" w:cs="Calibri"/>
+        <w:lang w:val="en-US" w:eastAsia="en-US" w:bidi="he-IL"/>
       </w:rPr>
     </w:rPrDefault>
     <w:pPrDefault/>
   </w:docDefaults>
-  <w:style w:type="paragraph" w:styleId="Title">
+  <w:latentStyles w:defLockedState="0" w:defUIPriority="99" w:defSemiHidden="0" w:defUnhideWhenUsed="0" w:defQFormat="0" w:count="376">
+    <w:lsdException w:name="Normal" w:uiPriority="0" w:qFormat="1"/>
+    <w:lsdException w:name="heading 1" w:uiPriority="9" w:qFormat="1"/>
+    <w:lsdException w:name="heading 2" w:semiHidden="1" w:uiPriority="9" w:unhideWhenUsed="1" w:qFormat="1"/>
+    <w:lsdException w:name="heading 3" w:semiHidden="1" w:uiPriority="9" w:unhideWhenUsed="1" w:qFormat="1"/>
+    <w:lsdException w:name="heading 4" w:semiHidden="1" w:uiPriority="9" w:unhideWhenUsed="1" w:qFormat="1"/>
+    <w:lsdException w:name="heading 5" w:semiHidden="1" w:uiPriority="9" w:unhideWhenUsed="1" w:qFormat="1"/>
+    <w:lsdException w:name="heading 6" w:semiHidden="1" w:uiPriority="9" w:unhideWhenUsed="1" w:qFormat="1"/>
+    <w:lsdException w:name="heading 7" w:semiHidden="1" w:uiPriority="9" w:unhideWhenUsed="1" w:qFormat="1"/>
+    <w:lsdException w:name="heading 8" w:semiHidden="1" w:uiPriority="9" w:unhideWhenUsed="1" w:qFormat="1"/>
+    <w:lsdException w:name="heading 9" w:semiHidden="1" w:uiPriority="9" w:unhideWhenUsed="1" w:qFormat="1"/>
+    <w:lsdException w:name="index 1" w:semiHidden="1" w:unhideWhenUsed="1"/>
+    <w:lsdException w:name="index 2" w:semiHidden="1" w:unhideWhenUsed="1"/>
+    <w:lsdException w:name="index 3" w:semiHidden="1" w:unhideWhenUsed="1"/>
+    <w:lsdException w:name="index 4" w:semiHidden="1" w:unhideWhenUsed="1"/>
+    <w:lsdException w:name="index 5" w:semiHidden="1" w:unhideWhenUsed="1"/>
+    <w:lsdException w:name="index 6" w:semiHidden="1" w:unhideWhenUsed="1"/>
+    <w:lsdException w:name="index 7" w:semiHidden="1" w:unhideWhenUsed="1"/>
+    <w:lsdException w:name="index 8" w:semiHidden="1" w:unhideWhenUsed="1"/>
+    <w:lsdException w:name="index 9" w:semiHidden="1" w:unhideWhenUsed="1"/>
+    <w:lsdException w:name="toc 1" w:semiHidden="1" w:uiPriority="39" w:unhideWhenUsed="1"/>
+    <w:lsdException w:name="toc 2" w:semiHidden="1" w:uiPriority="39" w:unhideWhenUsed="1"/>
+    <w:lsdException w:name="toc 3" w:semiHidden="1" w:uiPriority="39" w:unhideWhenUsed="1"/>
+    <w:lsdException w:name="toc 4" w:semiHidden="1" w:uiPriority="39" w:unhideWhenUsed="1"/>
+    <w:lsdException w:name="toc 5" w:semiHidden="1" w:uiPriority="39" w:unhideWhenUsed="1"/>
+    <w:lsdException w:name="toc 6" w:semiHidden="1" w:uiPriority="39" w:unhideWhenUsed="1"/>
+    <w:lsdException w:name="toc 7" w:semiHidden="1" w:uiPriority="39" w:unhideWhenUsed="1"/>
+    <w:lsdException w:name="toc 8" w:semiHidden="1" w:uiPriority="39" w:unhideWhenUsed="1"/>
+    <w:lsdException w:name="toc 9" w:semiHidden="1" w:uiPriority="39" w:unhideWhenUsed="1"/>
+    <w:lsdException w:name="Normal Indent" w:semiHidden="1" w:unhideWhenUsed="1"/>
+    <w:lsdException w:name="footnote text" w:semiHidden="1" w:unhideWhenUsed="1"/>
+    <w:lsdException w:name="annotation text" w:semiHidden="1" w:unhideWhenUsed="1"/>
+    <w:lsdException w:name="header" w:semiHidden="1" w:unhideWhenUsed="1"/>
+    <w:lsdException w:name="footer" w:semiHidden="1" w:unhideWhenUsed="1"/>
+    <w:lsdException w:name="index heading" w:semiHidden="1" w:unhideWhenUsed="1"/>
+    <w:lsdException w:name="caption" w:semiHidden="1" w:uiPriority="35" w:unhideWhenUsed="1" w:qFormat="1"/>
+    <w:lsdException w:name="table of figures" w:semiHidden="1" w:unhideWhenUsed="1"/>
+    <w:lsdException w:name="envelope address" w:semiHidden="1" w:unhideWhenUsed="1"/>
+    <w:lsdException w:name="envelope return" w:semiHidden="1" w:unhideWhenUsed="1"/>
+    <w:lsdException w:name="footnote reference" w:semiHidden="1" w:unhideWhenUsed="1"/>
+    <w:lsdException w:name="annotation reference" w:semiHidden="1" w:unhideWhenUsed="1"/>
+    <w:lsdException w:name="line number" w:semiHidden="1" w:unhideWhenUsed="1"/>
+    <w:lsdException w:name="page number" w:semiHidden="1" w:unhideWhenUsed="1"/>
+    <w:lsdException w:name="endnote reference" w:semiHidden="1" w:unhideWhenUsed="1"/>
+    <w:lsdException w:name="endnote text" w:semiHidden="1" w:unhideWhenUsed="1"/>
+    <w:lsdException w:name="table of authorities" w:semiHidden="1" w:unhideWhenUsed="1"/>
+    <w:lsdException w:name="macro" w:semiHidden="1" w:unhideWhenUsed="1"/>
+    <w:lsdException w:name="toa heading" w:semiHidden="1" w:unhideWhenUsed="1"/>
+    <w:lsdException w:name="List" w:semiHidden="1" w:unhideWhenUsed="1"/>
+    <w:lsdException w:name="List Bullet" w:semiHidden="1" w:unhideWhenUsed="1"/>
+    <w:lsdException w:name="List Number" w:semiHidden="1" w:unhideWhenUsed="1"/>
+    <w:lsdException w:name="List 2" w:semiHidden="1" w:unhideWhenUsed="1"/>
+    <w:lsdException w:name="List 3" w:semiHidden="1" w:unhideWhenUsed="1"/>
+    <w:lsdException w:name="List 4" w:semiHidden="1" w:unhideWhenUsed="1"/>
+    <w:lsdException w:name="List 5" w:semiHidden="1" w:unhideWhenUsed="1"/>
+    <w:lsdException w:name="List Bullet 2" w:semiHidden="1" w:unhideWhenUsed="1"/>
+    <w:lsdException w:name="List Bullet 3" w:semiHidden="1" w:unhideWhenUsed="1"/>
+    <w:lsdException w:name="List Bullet 4" w:semiHidden="1" w:unhideWhenUsed="1"/>
+    <w:lsdException w:name="List Bullet 5" w:semiHidden="1" w:unhideWhenUsed="1"/>
+    <w:lsdException w:name="List Number 2" w:semiHidden="1" w:unhideWhenUsed="1"/>
+    <w:lsdException w:name="List Number 3" w:semiHidden="1" w:unhideWhenUsed="1"/>
+    <w:lsdException w:name="List Number 4" w:semiHidden="1" w:unhideWhenUsed="1"/>
+    <w:lsdException w:name="List Number 5" w:semiHidden="1" w:unhideWhenUsed="1"/>
+    <w:lsdException w:name="Title" w:uiPriority="10" w:qFormat="1"/>
+    <w:lsdException w:name="Closing" w:semiHidden="1" w:unhideWhenUsed="1"/>
+    <w:lsdException w:name="Signature" w:semiHidden="1" w:unhideWhenUsed="1"/>
+    <w:lsdException w:name="Default Paragraph Font" w:semiHidden="1" w:uiPriority="1" w:unhideWhenUsed="1"/>
+    <w:lsdException w:name="Body Text" w:semiHidden="1" w:unhideWhenUsed="1"/>
+    <w:lsdException w:name="Body Text Indent" w:semiHidden="1" w:unhideWhenUsed="1"/>
+    <w:lsdException w:name="List Continue" w:semiHidden="1" w:unhideWhenUsed="1"/>
+    <w:lsdException w:name="List Continue 2" w:semiHidden="1" w:unhideWhenUsed="1"/>
+    <w:lsdException w:name="List Continue 3" w:semiHidden="1" w:unhideWhenUsed="1"/>
+    <w:lsdException w:name="List Continue 4" w:semiHidden="1" w:unhideWhenUsed="1"/>
+    <w:lsdException w:name="List Continue 5" w:semiHidden="1" w:unhideWhenUsed="1"/>
+    <w:lsdException w:name="Message Header" w:semiHidden="1" w:unhideWhenUsed="1"/>
+    <w:lsdException w:name="Subtitle" w:uiPriority="11" w:qFormat="1"/>
+    <w:lsdException w:name="Salutation" w:semiHidden="1" w:unhideWhenUsed="1"/>
+    <w:lsdException w:name="Date" w:semiHidden="1" w:unhideWhenUsed="1"/>
+    <w:lsdException w:name="Body Text First Indent" w:semiHidden="1" w:unhideWhenUsed="1"/>
+    <w:lsdException w:name="Body Text First Indent 2" w:semiHidden="1" w:unhideWhenUsed="1"/>
+    <w:lsdException w:name="Note Heading" w:semiHidden="1" w:unhideWhenUsed="1"/>
+    <w:lsdException w:name="Body Text 2" w:semiHidden="1" w:unhideWhenUsed="1"/>
+    <w:lsdException w:name="Body Text 3" w:semiHidden="1" w:unhideWhenUsed="1"/>
+    <w:lsdException w:name="Body Text Indent 2" w:semiHidden="1" w:unhideWhenUsed="1"/>
+    <w:lsdException w:name="Body Text Indent 3" w:semiHidden="1" w:unhideWhenUsed="1"/>
+    <w:lsdException w:name="Block Text" w:semiHidden="1" w:unhideWhenUsed="1"/>
+    <w:lsdException w:name="Hyperlink" w:semiHidden="1" w:unhideWhenUsed="1"/>
+    <w:lsdException w:name="FollowedHyperlink" w:semiHidden="1" w:unhideWhenUsed="1"/>
+    <w:lsdException w:name="Strong" w:uiPriority="22" w:qFormat="1"/>
+    <w:lsdException w:name="Emphasis" w:uiPriority="20" w:qFormat="1"/>
+    <w:lsdException w:name="Document Map" w:semiHidden="1" w:unhideWhenUsed="1"/>
+    <w:lsdException w:name="Plain Text" w:semiHidden="1" w:unhideWhenUsed="1"/>
+    <w:lsdException w:name="E-mail Signature" w:semiHidden="1" w:unhideWhenUsed="1"/>
+    <w:lsdException w:name="HTML Top of Form" w:semiHidden="1" w:unhideWhenUsed="1"/>
+    <w:lsdException w:name="HTML Bottom of Form" w:semiHidden="1" w:unhideWhenUsed="1"/>
+    <w:lsdException w:name="Normal (Web)" w:semiHidden="1" w:unhideWhenUsed="1"/>
+    <w:lsdException w:name="HTML Acronym" w:semiHidden="1" w:unhideWhenUsed="1"/>
+    <w:lsdException w:name="HTML Address" w:semiHidden="1" w:unhideWhenUsed="1"/>
+    <w:lsdException w:name="HTML Cite" w:semiHidden="1" w:unhideWhenUsed="1"/>
+    <w:lsdException w:name="HTML Code" w:semiHidden="1" w:unhideWhenUsed="1"/>
+    <w:lsdException w:name="HTML Definition" w:semiHidden="1" w:unhideWhenUsed="1"/>
+    <w:lsdException w:name="HTML Keyboard" w:semiHidden="1" w:unhideWhenUsed="1"/>
+    <w:lsdException w:name="HTML Preformatted" w:semiHidden="1" w:unhideWhenUsed="1"/>
+    <w:lsdException w:name="HTML Sample" w:semiHidden="1" w:unhideWhenUsed="1"/>
+    <w:lsdException w:name="HTML Typewriter" w:semiHidden="1" w:unhideWhenUsed="1"/>
+    <w:lsdException w:name="HTML Variable" w:semiHidden="1" w:unhideWhenUsed="1"/>
+    <w:lsdException w:name="Normal Table" w:semiHidden="1" w:unhideWhenUsed="1"/>
+    <w:lsdException w:name="annotation subject" w:semiHidden="1" w:unhideWhenUsed="1"/>
+    <w:lsdException w:name="No List" w:semiHidden="1" w:unhideWhenUsed="1"/>
+    <w:lsdException w:name="Outline List 1" w:semiHidden="1" w:unhideWhenUsed="1"/>
+    <w:lsdException w:name="Outline List 2" w:semiHidden="1" w:unhideWhenUsed="1"/>
+    <w:lsdException w:name="Outline List 3" w:semiHidden="1" w:unhideWhenUsed="1"/>
+    <w:lsdException w:name="Table Simple 1" w:semiHidden="1" w:unhideWhenUsed="1"/>
+    <w:lsdException w:name="Table Simple 2" w:semiHidden="1" w:unhideWhenUsed="1"/>
+    <w:lsdException w:name="Table Simple 3" w:semiHidden="1" w:unhideWhenUsed="1"/>
+    <w:lsdException w:name="Table Classic 1" w:semiHidden="1" w:unhideWhenUsed="1"/>
+    <w:lsdException w:name="Table Classic 2" w:semiHidden="1" w:unhideWhenUsed="1"/>
+    <w:lsdException w:name="Table Classic 3" w:semiHidden="1" w:unhideWhenUsed="1"/>
+    <w:lsdException w:name="Table Classic 4" w:semiHidden="1" w:unhideWhenUsed="1"/>
+    <w:lsdException w:name="Table Colorful 1" w:semiHidden="1" w:unhideWhenUsed="1"/>
+    <w:lsdException w:name="Table Colorful 2" w:semiHidden="1" w:unhideWhenUsed="1"/>
+    <w:lsdException w:name="Table Colorful 3" w:semiHidden="1" w:unhideWhenUsed="1"/>
+    <w:lsdException w:name="Table Columns 1" w:semiHidden="1" w:unhideWhenUsed="1"/>
+    <w:lsdException w:name="Table Columns 2" w:semiHidden="1" w:unhideWhenUsed="1"/>
+    <w:lsdException w:name="Table Columns 3" w:semiHidden="1" w:unhideWhenUsed="1"/>
+    <w:lsdException w:name="Table Columns 4" w:semiHidden="1" w:unhideWhenUsed="1"/>
+    <w:lsdException w:name="Table Columns 5" w:semiHidden="1" w:unhideWhenUsed="1"/>
+    <w:lsdException w:name="Table Grid 1" w:semiHidden="1" w:unhideWhenUsed="1"/>
+    <w:lsdException w:name="Table Grid 2" w:semiHidden="1" w:unhideWhenUsed="1"/>
+    <w:lsdException w:name="Table Grid 3" w:semiHidden="1" w:unhideWhenUsed="1"/>
+    <w:lsdException w:name="Table Grid 4" w:semiHidden="1" w:unhideWhenUsed="1"/>
+    <w:lsdException w:name="Table Grid 5" w:semiHidden="1" w:unhideWhenUsed="1"/>
+    <w:lsdException w:name="Table Grid 6" w:semiHidden="1" w:unhideWhenUsed="1"/>
+    <w:lsdException w:name="Table Grid 7" w:semiHidden="1" w:unhideWhenUsed="1"/>
+    <w:lsdException w:name="Table Grid 8" w:semiHidden="1" w:unhideWhenUsed="1"/>
+    <w:lsdException w:name="Table List 1" w:semiHidden="1" w:unhideWhenUsed="1"/>
+    <w:lsdException w:name="Table List 2" w:semiHidden="1" w:unhideWhenUsed="1"/>
+    <w:lsdException w:name="Table List 3" w:semiHidden="1" w:unhideWhenUsed="1"/>
+    <w:lsdException w:name="Table List 4" w:semiHidden="1" w:unhideWhenUsed="1"/>
+    <w:lsdException w:name="Table List 5" w:semiHidden="1" w:unhideWhenUsed="1"/>
+    <w:lsdException w:name="Table List 6" w:semiHidden="1" w:unhideWhenUsed="1"/>
+    <w:lsdException w:name="Table List 7" w:semiHidden="1" w:unhideWhenUsed="1"/>
+    <w:lsdException w:name="Table List 8" w:semiHidden="1" w:unhideWhenUsed="1"/>
+    <w:lsdException w:name="Table 3D effects 1" w:semiHidden="1" w:unhideWhenUsed="1"/>
+    <w:lsdException w:name="Table 3D effects 2" w:semiHidden="1" w:unhideWhenUsed="1"/>
+    <w:lsdException w:name="Table 3D effects 3" w:semiHidden="1" w:unhideWhenUsed="1"/>
+    <w:lsdException w:name="Table Contemporary" w:semiHidden="1" w:unhideWhenUsed="1"/>
+    <w:lsdException w:name="Table Elegant" w:semiHidden="1" w:unhideWhenUsed="1"/>
+    <w:lsdException w:name="Table Professional" w:semiHidden="1" w:unhideWhenUsed="1"/>
+    <w:lsdException w:name="Table Subtle 1" w:semiHidden="1" w:unhideWhenUsed="1"/>
+    <w:lsdException w:name="Table Subtle 2" w:semiHidden="1" w:unhideWhenUsed="1"/>
+    <w:lsdException w:name="Table Web 1" w:semiHidden="1" w:unhideWhenUsed="1"/>
+    <w:lsdException w:name="Table Web 2" w:semiHidden="1" w:unhideWhenUsed="1"/>
+    <w:lsdException w:name="Table Web 3" w:semiHidden="1" w:unhideWhenUsed="1"/>
+    <w:lsdException w:name="Balloon Text" w:semiHidden="1" w:unhideWhenUsed="1"/>
+    <w:lsdException w:name="Table Grid" w:uiPriority="39"/>
+    <w:lsdException w:name="Table Theme" w:semiHidden="1" w:unhideWhenUsed="1"/>
+    <w:lsdException w:name="Placeholder Text" w:semiHidden="1"/>
+    <w:lsdException w:name="No Spacing" w:uiPriority="1" w:qFormat="1"/>
+    <w:lsdException w:name="Light Shading" w:uiPriority="60"/>
+    <w:lsdException w:name="Light List" w:uiPriority="61"/>
+    <w:lsdException w:name="Light Grid" w:uiPriority="62"/>
+    <w:lsdException w:name="Medium Shading 1" w:uiPriority="63"/>
+    <w:lsdException w:name="Medium Shading 2" w:uiPriority="64"/>
+    <w:lsdException w:name="Medium List 1" w:uiPriority="65"/>
+    <w:lsdException w:name="Medium List 2" w:uiPriority="66"/>
+    <w:lsdException w:name="Medium Grid 1" w:uiPriority="67"/>
+    <w:lsdException w:name="Medium Grid 2" w:uiPriority="68"/>
+    <w:lsdException w:name="Medium Grid 3" w:uiPriority="69"/>
+    <w:lsdException w:name="Dark List" w:uiPriority="70"/>
+    <w:lsdException w:name="Colorful Shading" w:uiPriority="71"/>
+    <w:lsdException w:name="Colorful List" w:uiPriority="72"/>
+    <w:lsdException w:name="Colorful Grid" w:uiPriority="73"/>
+    <w:lsdException w:name="Light Shading Accent 1" w:uiPriority="60"/>
+    <w:lsdException w:name="Light List Accent 1" w:uiPriority="61"/>
+    <w:lsdException w:name="Light Grid Accent 1" w:uiPriority="62"/>
+    <w:lsdException w:name="Medium Shading 1 Accent 1" w:uiPriority="63"/>
+    <w:lsdException w:name="Medium Shading 2 Accent 1" w:uiPriority="64"/>
+    <w:lsdException w:name="Medium List 1 Accent 1" w:uiPriority="65"/>
+    <w:lsdException w:name="Revision" w:semiHidden="1"/>
+    <w:lsdException w:name="List Paragraph" w:uiPriority="34" w:qFormat="1"/>
+    <w:lsdException w:name="Quote" w:uiPriority="29" w:qFormat="1"/>
+    <w:lsdException w:name="Intense Quote" w:uiPriority="30" w:qFormat="1"/>
+    <w:lsdException w:name="Medium List 2 Accent 1" w:uiPriority="66"/>
+    <w:lsdException w:name="Medium Grid 1 Accent 1" w:uiPriority="67"/>
+    <w:lsdException w:name="Medium Grid 2 Accent 1" w:uiPriority="68"/>
+    <w:lsdException w:name="Medium Grid 3 Accent 1" w:uiPriority="69"/>
+    <w:lsdException w:name="Dark List Accent 1" w:uiPriority="70"/>
+    <w:lsdException w:name="Colorful Shading Accent 1" w:uiPriority="71"/>
+    <w:lsdException w:name="Colorful List Accent 1" w:uiPriority="72"/>
+    <w:lsdException w:name="Colorful Grid Accent 1" w:uiPriority="73"/>
+    <w:lsdException w:name="Light Shading Accent 2" w:uiPriority="60"/>
+    <w:lsdException w:name="Light List Accent 2" w:uiPriority="61"/>
+    <w:lsdException w:name="Light Grid Accent 2" w:uiPriority="62"/>
+    <w:lsdException w:name="Medium Shading 1 Accent 2" w:uiPriority="63"/>
+    <w:lsdException w:name="Medium Shading 2 Accent 2" w:uiPriority="64"/>
+    <w:lsdException w:name="Medium List 1 Accent 2" w:uiPriority="65"/>
+    <w:lsdException w:name="Medium List 2 Accent 2" w:uiPriority="66"/>
+    <w:lsdException w:name="Medium Grid 1 Accent 2" w:uiPriority="67"/>
+    <w:lsdException w:name="Medium Grid 2 Accent 2" w:uiPriority="68"/>
+    <w:lsdException w:name="Medium Grid 3 Accent 2" w:uiPriority="69"/>
+    <w:lsdException w:name="Dark List Accent 2" w:uiPriority="70"/>
+    <w:lsdException w:name="Colorful Shading Accent 2" w:uiPriority="71"/>
+    <w:lsdException w:name="Colorful List Accent 2" w:uiPriority="72"/>
+    <w:lsdException w:name="Colorful Grid Accent 2" w:uiPriority="73"/>
+    <w:lsdException w:name="Light Shading Accent 3" w:uiPriority="60"/>
+    <w:lsdException w:name="Light List Accent 3" w:uiPriority="61"/>
+    <w:lsdException w:name="Light Grid Accent 3" w:uiPriority="62"/>
+    <w:lsdException w:name="Medium Shading 1 Accent 3" w:uiPriority="63"/>
+    <w:lsdException w:name="Medium Shading 2 Accent 3" w:uiPriority="64"/>
+    <w:lsdException w:name="Medium List 1 Accent 3" w:uiPriority="65"/>
+    <w:lsdException w:name="Medium List 2 Accent 3" w:uiPriority="66"/>
+    <w:lsdException w:name="Medium Grid 1 Accent 3" w:uiPriority="67"/>
+    <w:lsdException w:name="Medium Grid 2 Accent 3" w:uiPriority="68"/>
+    <w:lsdException w:name="Medium Grid 3 Accent 3" w:uiPriority="69"/>
+    <w:lsdException w:name="Dark List Accent 3" w:uiPriority="70"/>
+    <w:lsdException w:name="Colorful Shading Accent 3" w:uiPriority="71"/>
+    <w:lsdException w:name="Colorful List Accent 3" w:uiPriority="72"/>
+    <w:lsdException w:name="Colorful Grid Accent 3" w:uiPriority="73"/>
+    <w:lsdException w:name="Light Shading Accent 4" w:uiPriority="60"/>
+    <w:lsdException w:name="Light List Accent 4" w:uiPriority="61"/>
+    <w:lsdException w:name="Light Grid Accent 4" w:uiPriority="62"/>
+    <w:lsdException w:name="Medium Shading 1 Accent 4" w:uiPriority="63"/>
+    <w:lsdException w:name="Medium Shading 2 Accent 4" w:uiPriority="64"/>
+    <w:lsdException w:name="Medium List 1 Accent 4" w:uiPriority="65"/>
+    <w:lsdException w:name="Medium List 2 Accent 4" w:uiPriority="66"/>
+    <w:lsdException w:name="Medium Grid 1 Accent 4" w:uiPriority="67"/>
+    <w:lsdException w:name="Medium Grid 2 Accent 4" w:uiPriority="68"/>
+    <w:lsdException w:name="Medium Grid 3 Accent 4" w:uiPriority="69"/>
+    <w:lsdException w:name="Dark List Accent 4" w:uiPriority="70"/>
+    <w:lsdException w:name="Colorful Shading Accent 4" w:uiPriority="71"/>
+    <w:lsdException w:name="Colorful List Accent 4" w:uiPriority="72"/>
+    <w:lsdException w:name="Colorful Grid Accent 4" w:uiPriority="73"/>
+    <w:lsdException w:name="Light Shading Accent 5" w:uiPriority="60"/>
+    <w:lsdException w:name="Light List Accent 5" w:uiPriority="61"/>
+    <w:lsdException w:name="Light Grid Accent 5" w:uiPriority="62"/>
+    <w:lsdException w:name="Medium Shading 1 Accent 5" w:uiPriority="63"/>
+    <w:lsdException w:name="Medium Shading 2 Accent 5" w:uiPriority="64"/>
+    <w:lsdException w:name="Medium List 1 Accent 5" w:uiPriority="65"/>
+    <w:lsdException w:name="Medium List 2 Accent 5" w:uiPriority="66"/>
+    <w:lsdException w:name="Medium Grid 1 Accent 5" w:uiPriority="67"/>
+    <w:lsdException w:name="Medium Grid 2 Accent 5" w:uiPriority="68"/>
+    <w:lsdException w:name="Medium Grid 3 Accent 5" w:uiPriority="69"/>
+    <w:lsdException w:name="Dark List Accent 5" w:uiPriority="70"/>
+    <w:lsdException w:name="Colorful Shading Accent 5" w:uiPriority="71"/>
+    <w:lsdException w:name="Colorful List Accent 5" w:uiPriority="72"/>
+    <w:lsdException w:name="Colorful Grid Accent 5" w:uiPriority="73"/>
+    <w:lsdException w:name="Light Shading Accent 6" w:uiPriority="60"/>
+    <w:lsdException w:name="Light List Accent 6" w:uiPriority="61"/>
+    <w:lsdException w:name="Light Grid Accent 6" w:uiPriority="62"/>
+    <w:lsdException w:name="Medium Shading 1 Accent 6" w:uiPriority="63"/>
+    <w:lsdException w:name="Medium Shading 2 Accent 6" w:uiPriority="64"/>
+    <w:lsdException w:name="Medium List 1 Accent 6" w:uiPriority="65"/>
+    <w:lsdException w:name="Medium List 2 Accent 6" w:uiPriority="66"/>
+    <w:lsdException w:name="Medium Grid 1 Accent 6" w:uiPriority="67"/>
+    <w:lsdException w:name="Medium Grid 2 Accent 6" w:uiPriority="68"/>
+    <w:lsdException w:name="Medium Grid 3 Accent 6" w:uiPriority="69"/>
+    <w:lsdException w:name="Dark List Accent 6" w:uiPriority="70"/>
+    <w:lsdException w:name="Colorful Shading Accent 6" w:uiPriority="71"/>
+    <w:lsdException w:name="Colorful List Accent 6" w:uiPriority="72"/>
+    <w:lsdException w:name="Colorful Grid Accent 6" w:uiPriority="73"/>
+    <w:lsdException w:name="Subtle Emphasis" w:uiPriority="19" w:qFormat="1"/>
+    <w:lsdException w:name="Intense Emphasis" w:uiPriority="21" w:qFormat="1"/>
+    <w:lsdException w:name="Subtle Reference" w:uiPriority="31" w:qFormat="1"/>
+    <w:lsdException w:name="Intense Reference" w:uiPriority="32" w:qFormat="1"/>
+    <w:lsdException w:name="Book Title" w:uiPriority="33" w:qFormat="1"/>
+    <w:lsdException w:name="Bibliography" w:semiHidden="1" w:uiPriority="37" w:unhideWhenUsed="1"/>
+    <w:lsdException w:name="TOC Heading" w:semiHidden="1" w:uiPriority="39" w:unhideWhenUsed="1" w:qFormat="1"/>
+    <w:lsdException w:name="Plain Table 1" w:uiPriority="41"/>
+    <w:lsdException w:name="Plain Table 2" w:uiPriority="42"/>
+    <w:lsdException w:name="Plain Table 3" w:uiPriority="43"/>
+    <w:lsdException w:name="Plain Table 4" w:uiPriority="44"/>
+    <w:lsdException w:name="Plain Table 5" w:uiPriority="45"/>
+    <w:lsdException w:name="Grid Table Light" w:uiPriority="40"/>
+    <w:lsdException w:name="Grid Table 1 Light" w:uiPriority="46"/>
+    <w:lsdException w:name="Grid Table 2" w:uiPriority="47"/>
+    <w:lsdException w:name="Grid Table 3" w:uiPriority="48"/>
+    <w:lsdException w:name="Grid Table 4" w:uiPriority="49"/>
+    <w:lsdException w:name="Grid Table 5 Dark" w:uiPriority="50"/>
+    <w:lsdException w:name="Grid Table 6 Colorful" w:uiPriority="51"/>
+    <w:lsdException w:name="Grid Table 7 Colorful" w:uiPriority="52"/>
+    <w:lsdException w:name="Grid Table 1 Light Accent 1" w:uiPriority="46"/>
+    <w:lsdException w:name="Grid Table 2 Accent 1" w:uiPriority="47"/>
+    <w:lsdException w:name="Grid Table 3 Accent 1" w:uiPriority="48"/>
+    <w:lsdException w:name="Grid Table 4 Accent 1" w:uiPriority="49"/>
+    <w:lsdException w:name="Grid Table 5 Dark Accent 1" w:uiPriority="50"/>
+    <w:lsdException w:name="Grid Table 6 Colorful Accent 1" w:uiPriority="51"/>
+    <w:lsdException w:name="Grid Table 7 Colorful Accent 1" w:uiPriority="52"/>
+    <w:lsdException w:name="Grid Table 1 Light Accent 2" w:uiPriority="46"/>
+    <w:lsdException w:name="Grid Table 2 Accent 2" w:uiPriority="47"/>
+    <w:lsdException w:name="Grid Table 3 Accent 2" w:uiPriority="48"/>
+    <w:lsdException w:name="Grid Table 4 Accent 2" w:uiPriority="49"/>
+    <w:lsdException w:name="Grid Table 5 Dark Accent 2" w:uiPriority="50"/>
+    <w:lsdException w:name="Grid Table 6 Colorful Accent 2" w:uiPriority="51"/>
+    <w:lsdException w:name="Grid Table 7 Colorful Accent 2" w:uiPriority="52"/>
+    <w:lsdException w:name="Grid Table 1 Light Accent 3" w:uiPriority="46"/>
+    <w:lsdException w:name="Grid Table 2 Accent 3" w:uiPriority="47"/>
+    <w:lsdException w:name="Grid Table 3 Accent 3" w:uiPriority="48"/>
+    <w:lsdException w:name="Grid Table 4 Accent 3" w:uiPriority="49"/>
+    <w:lsdException w:name="Grid Table 5 Dark Accent 3" w:uiPriority="50"/>
+    <w:lsdException w:name="Grid Table 6 Colorful Accent 3" w:uiPriority="51"/>
+    <w:lsdException w:name="Grid Table 7 Colorful Accent 3" w:uiPriority="52"/>
+    <w:lsdException w:name="Grid Table 1 Light Accent 4" w:uiPriority="46"/>
+    <w:lsdException w:name="Grid Table 2 Accent 4" w:uiPriority="47"/>
+    <w:lsdException w:name="Grid Table 3 Accent 4" w:uiPriority="48"/>
+    <w:lsdException w:name="Grid Table 4 Accent 4" w:uiPriority="49"/>
+    <w:lsdException w:name="Grid Table 5 Dark Accent 4" w:uiPriority="50"/>
+    <w:lsdException w:name="Grid Table 6 Colorful Accent 4" w:uiPriority="51"/>
+    <w:lsdException w:name="Grid Table 7 Colorful Accent 4" w:uiPriority="52"/>
+    <w:lsdException w:name="Grid Table 1 Light Accent 5" w:uiPriority="46"/>
+    <w:lsdException w:name="Grid Table 2 Accent 5" w:uiPriority="47"/>
+    <w:lsdException w:name="Grid Table 3 Accent 5" w:uiPriority="48"/>
+    <w:lsdException w:name="Grid Table 4 Accent 5" w:uiPriority="49"/>
+    <w:lsdException w:name="Grid Table 5 Dark Accent 5" w:uiPriority="50"/>
+    <w:lsdException w:name="Grid Table 6 Colorful Accent 5" w:uiPriority="51"/>
+    <w:lsdException w:name="Grid Table 7 Colorful Accent 5" w:uiPriority="52"/>
+    <w:lsdException w:name="Grid Table 1 Light Accent 6" w:uiPriority="46"/>
+    <w:lsdException w:name="Grid Table 2 Accent 6" w:uiPriority="47"/>
+    <w:lsdException w:name="Grid Table 3 Accent 6" w:uiPriority="48"/>
+    <w:lsdException w:name="Grid Table 4 Accent 6" w:uiPriority="49"/>
+    <w:lsdException w:name="Grid Table 5 Dark Accent 6" w:uiPriority="50"/>
+    <w:lsdException w:name="Grid Table 6 Colorful Accent 6" w:uiPriority="51"/>
+    <w:lsdException w:name="Grid Table 7 Colorful Accent 6" w:uiPriority="52"/>
+    <w:lsdException w:name="List Table 1 Light" w:uiPriority="46"/>
+    <w:lsdException w:name="List Table 2" w:uiPriority="47"/>
+    <w:lsdException w:name="List Table 3" w:uiPriority="48"/>
+    <w:lsdException w:name="List Table 4" w:uiPriority="49"/>
+    <w:lsdException w:name="List Table 5 Dark" w:uiPriority="50"/>
+    <w:lsdException w:name="List Table 6 Colorful" w:uiPriority="51"/>
+    <w:lsdException w:name="List Table 7 Colorful" w:uiPriority="52"/>
+    <w:lsdException w:name="List Table 1 Light Accent 1" w:uiPriority="46"/>
+    <w:lsdException w:name="List Table 2 Accent 1" w:uiPriority="47"/>
+    <w:lsdException w:name="List Table 3 Accent 1" w:uiPriority="48"/>
+    <w:lsdException w:name="List Table 4 Accent 1" w:uiPriority="49"/>
+    <w:lsdException w:name="List Table 5 Dark Accent 1" w:uiPriority="50"/>
+    <w:lsdException w:name="List Table 6 Colorful Accent 1" w:uiPriority="51"/>
+    <w:lsdException w:name="List Table 7 Colorful Accent 1" w:uiPriority="52"/>
+    <w:lsdException w:name="List Table 1 Light Accent 2" w:uiPriority="46"/>
+    <w:lsdException w:name="List Table 2 Accent 2" w:uiPriority="47"/>
+    <w:lsdException w:name="List Table 3 Accent 2" w:uiPriority="48"/>
+    <w:lsdException w:name="List Table 4 Accent 2" w:uiPriority="49"/>
+    <w:lsdException w:name="List Table 5 Dark Accent 2" w:uiPriority="50"/>
+    <w:lsdException w:name="List Table 6 Colorful Accent 2" w:uiPriority="51"/>
+    <w:lsdException w:name="List Table 7 Colorful Accent 2" w:uiPriority="52"/>
+    <w:lsdException w:name="List Table 1 Light Accent 3" w:uiPriority="46"/>
+    <w:lsdException w:name="List Table 2 Accent 3" w:uiPriority="47"/>
+    <w:lsdException w:name="List Table 3 Accent 3" w:uiPriority="48"/>
+    <w:lsdException w:name="List Table 4 Accent 3" w:uiPriority="49"/>
+    <w:lsdException w:name="List Table 5 Dark Accent 3" w:uiPriority="50"/>
+    <w:lsdException w:name="List Table 6 Colorful Accent 3" w:uiPriority="51"/>
+    <w:lsdException w:name="List Table 7 Colorful Accent 3" w:uiPriority="52"/>
+    <w:lsdException w:name="List Table 1 Light Accent 4" w:uiPriority="46"/>
+    <w:lsdException w:name="List Table 2 Accent 4" w:uiPriority="47"/>
+    <w:lsdException w:name="List Table 3 Accent 4" w:uiPriority="48"/>
+    <w:lsdException w:name="List Table 4 Accent 4" w:uiPriority="49"/>
+    <w:lsdException w:name="List Table 5 Dark Accent 4" w:uiPriority="50"/>
+    <w:lsdException w:name="List Table 6 Colorful Accent 4" w:uiPriority="51"/>
+    <w:lsdException w:name="List Table 7 Colorful Accent 4" w:uiPriority="52"/>
+    <w:lsdException w:name="List Table 1 Light Accent 5" w:uiPriority="46"/>
+    <w:lsdException w:name="List Table 2 Accent 5" w:uiPriority="47"/>
+    <w:lsdException w:name="List Table 3 Accent 5" w:uiPriority="48"/>
+    <w:lsdException w:name="List Table 4 Accent 5" w:uiPriority="49"/>
+    <w:lsdException w:name="List Table 5 Dark Accent 5" w:uiPriority="50"/>
+    <w:lsdException w:name="List Table 6 Colorful Accent 5" w:uiPriority="51"/>
+    <w:lsdException w:name="List Table 7 Colorful Accent 5" w:uiPriority="52"/>
+    <w:lsdException w:name="List Table 1 Light Accent 6" w:uiPriority="46"/>
+    <w:lsdException w:name="List Table 2 Accent 6" w:uiPriority="47"/>
+    <w:lsdException w:name="List Table 3 Accent 6" w:uiPriority="48"/>
+    <w:lsdException w:name="List Table 4 Accent 6" w:uiPriority="49"/>
+    <w:lsdException w:name="List Table 5 Dark Accent 6" w:uiPriority="50"/>
+    <w:lsdException w:name="List Table 6 Colorful Accent 6" w:uiPriority="51"/>
+    <w:lsdException w:name="List Table 7 Colorful Accent 6" w:uiPriority="52"/>
+    <w:lsdException w:name="Mention" w:semiHidden="1" w:unhideWhenUsed="1"/>
+    <w:lsdException w:name="Smart Hyperlink" w:semiHidden="1" w:unhideWhenUsed="1"/>
+    <w:lsdException w:name="Hashtag" w:semiHidden="1" w:unhideWhenUsed="1"/>
+    <w:lsdException w:name="Unresolved Mention" w:semiHidden="1" w:unhideWhenUsed="1"/>
+    <w:lsdException w:name="Smart Link" w:semiHidden="1" w:unhideWhenUsed="1"/>
+  </w:latentStyles>
+  <w:style w:type="paragraph" w:default="1" w:styleId="a">
+    <w:name w:val="Normal"/>
+    <w:qFormat/>
+    <w:pPr>
+      <w:bidi/>
+    </w:pPr>
+  </w:style>
+  <w:style w:type="paragraph" w:styleId="1">
+    <w:name w:val="heading 1"/>
+    <w:uiPriority w:val="9"/>
+    <w:qFormat/>
+    <w:pPr>
+      <w:outlineLvl w:val="0"/>
+    </w:pPr>
+    <w:rPr>
+      <w:color w:val="2E74B5"/>
+      <w:sz w:val="32"/>
+      <w:szCs w:val="32"/>
+    </w:rPr>
+  </w:style>
+  <w:style w:type="paragraph" w:styleId="2">
+    <w:name w:val="heading 2"/>
+    <w:uiPriority w:val="9"/>
+    <w:semiHidden/>
+    <w:unhideWhenUsed/>
+    <w:qFormat/>
+    <w:pPr>
+      <w:outlineLvl w:val="1"/>
+    </w:pPr>
+    <w:rPr>
+      <w:color w:val="2E74B5"/>
+      <w:sz w:val="26"/>
+      <w:szCs w:val="26"/>
+    </w:rPr>
+  </w:style>
+  <w:style w:type="paragraph" w:styleId="3">
+    <w:name w:val="heading 3"/>
+    <w:uiPriority w:val="9"/>
+    <w:semiHidden/>
+    <w:unhideWhenUsed/>
+    <w:qFormat/>
+    <w:pPr>
+      <w:outlineLvl w:val="2"/>
+    </w:pPr>
+    <w:rPr>
+      <w:color w:val="1F4D78"/>
+      <w:sz w:val="24"/>
+      <w:szCs w:val="24"/>
+    </w:rPr>
+  </w:style>
+  <w:style w:type="paragraph" w:styleId="4">
+    <w:name w:val="heading 4"/>
+    <w:uiPriority w:val="9"/>
+    <w:semiHidden/>
+    <w:unhideWhenUsed/>
+    <w:qFormat/>
+    <w:pPr>
+      <w:outlineLvl w:val="3"/>
+    </w:pPr>
+    <w:rPr>
+      <w:i/>
+      <w:iCs/>
+      <w:color w:val="2E74B5"/>
+    </w:rPr>
+  </w:style>
+  <w:style w:type="paragraph" w:styleId="5">
+    <w:name w:val="heading 5"/>
+    <w:uiPriority w:val="9"/>
+    <w:semiHidden/>
+    <w:unhideWhenUsed/>
+    <w:qFormat/>
+    <w:pPr>
+      <w:outlineLvl w:val="4"/>
+    </w:pPr>
+    <w:rPr>
+      <w:color w:val="2E74B5"/>
+    </w:rPr>
+  </w:style>
+  <w:style w:type="paragraph" w:styleId="6">
+    <w:name w:val="heading 6"/>
+    <w:uiPriority w:val="9"/>
+    <w:semiHidden/>
+    <w:unhideWhenUsed/>
+    <w:qFormat/>
+    <w:pPr>
+      <w:outlineLvl w:val="5"/>
+    </w:pPr>
+    <w:rPr>
+      <w:color w:val="1F4D78"/>
+    </w:rPr>
+  </w:style>
+  <w:style w:type="character" w:default="1" w:styleId="a0">
+    <w:name w:val="Default Paragraph Font"/>
+    <w:uiPriority w:val="1"/>
+    <w:semiHidden/>
+    <w:unhideWhenUsed/>
+  </w:style>
+  <w:style w:type="table" w:default="1" w:styleId="a1">
+    <w:name w:val="Normal Table"/>
+    <w:uiPriority w:val="99"/>
+    <w:semiHidden/>
+    <w:unhideWhenUsed/>
+    <w:tblPr>
+      <w:tblInd w:w="0" w:type="dxa"/>
+      <w:tblCellMar>
+        <w:top w:w="0" w:type="dxa"/>
+        <w:left w:w="108" w:type="dxa"/>
+        <w:bottom w:w="0" w:type="dxa"/>
+        <w:right w:w="108" w:type="dxa"/>
+      </w:tblCellMar>
+    </w:tblPr>
+  </w:style>
+  <w:style w:type="numbering" w:default="1" w:styleId="a2">
+    <w:name w:val="No List"/>
+    <w:uiPriority w:val="99"/>
+    <w:semiHidden/>
+    <w:unhideWhenUsed/>
+  </w:style>
+  <w:style w:type="paragraph" w:styleId="a3">
     <w:name w:val="Title"/>
-    <w:basedOn w:val="Normal"/>
-    <w:next w:val="Normal"/>
+    <w:uiPriority w:val="10"/>
     <w:qFormat/>
     <w:rPr>
       <w:sz w:val="56"/>
       <w:szCs w:val="56"/>
     </w:rPr>
   </w:style>
-  <w:style w:type="paragraph" w:styleId="Heading1">
-    <w:name w:val="Heading 1"/>
-    <w:basedOn w:val="Normal"/>
-    <w:next w:val="Normal"/>
-    <w:qFormat/>
-    <w:rPr>
-      <w:color w:val="2E74B5"/>
-      <w:sz w:val="32"/>
-      <w:szCs w:val="32"/>
-    </w:rPr>
-  </w:style>
-  <w:style w:type="paragraph" w:styleId="Heading2">
-    <w:name w:val="Heading 2"/>
-    <w:basedOn w:val="Normal"/>
-    <w:next w:val="Normal"/>
-    <w:qFormat/>
-    <w:rPr>
-      <w:color w:val="2E74B5"/>
-      <w:sz w:val="26"/>
-      <w:szCs w:val="26"/>
-    </w:rPr>
-  </w:style>
-  <w:style w:type="paragraph" w:styleId="Heading3">
-    <w:name w:val="Heading 3"/>
-    <w:basedOn w:val="Normal"/>
-    <w:next w:val="Normal"/>
-    <w:qFormat/>
-    <w:rPr>
-      <w:color w:val="1F4D78"/>
-      <w:sz w:val="24"/>
-      <w:szCs w:val="24"/>
-    </w:rPr>
-  </w:style>
-  <w:style w:type="paragraph" w:styleId="Heading4">
-    <w:name w:val="Heading 4"/>
-    <w:basedOn w:val="Normal"/>
-    <w:next w:val="Normal"/>
-    <w:qFormat/>
-    <w:rPr>
-      <w:i/>
-      <w:iCs/>
-      <w:color w:val="2E74B5"/>
-    </w:rPr>
-  </w:style>
-  <w:style w:type="paragraph" w:styleId="Heading5">
-    <w:name w:val="Heading 5"/>
-    <w:basedOn w:val="Normal"/>
-    <w:next w:val="Normal"/>
-    <w:qFormat/>
-    <w:rPr>
-      <w:color w:val="2E74B5"/>
-    </w:rPr>
-  </w:style>
-  <w:style w:type="paragraph" w:styleId="Heading6">
-    <w:name w:val="Heading 6"/>
-    <w:basedOn w:val="Normal"/>
-    <w:next w:val="Normal"/>
-    <w:qFormat/>
-    <w:rPr>
-      <w:color w:val="1F4D78"/>
-    </w:rPr>
-  </w:style>
-  <w:style w:type="paragraph" w:styleId="Strong">
-    <w:name w:val="Strong"/>
-    <w:basedOn w:val="Normal"/>
-    <w:next w:val="Normal"/>
+  <w:style w:type="paragraph" w:customStyle="1" w:styleId="10">
+    <w:name w:val="חזק1"/>
     <w:qFormat/>
     <w:rPr>
       <w:b/>
       <w:bCs/>
     </w:rPr>
   </w:style>
-  <w:style w:type="paragraph" w:styleId="ListParagraph">
+  <w:style w:type="paragraph" w:styleId="a4">
     <w:name w:val="List Paragraph"/>
-    <w:basedOn w:val="Normal"/>
     <w:qFormat/>
   </w:style>
   <w:style w:type="character" w:styleId="Hyperlink">
     <w:name w:val="Hyperlink"/>
-    <w:basedOn w:val="DefaultParagraphFont"/>
     <w:uiPriority w:val="99"/>
     <w:unhideWhenUsed/>
     <w:rPr>
@@ -1060,9 +1875,8 @@
       <w:u w:val="single"/>
     </w:rPr>
   </w:style>
-  <w:style w:type="character" w:styleId="FootnoteReference">
+  <w:style w:type="character" w:styleId="a5">
     <w:name w:val="footnote reference"/>
-    <w:basedOn w:val="DefaultParagraphFont"/>
     <w:uiPriority w:val="99"/>
     <w:semiHidden/>
     <w:unhideWhenUsed/>
@@ -1070,25 +1884,16 @@
       <w:vertAlign w:val="superscript"/>
     </w:rPr>
   </w:style>
-  <w:style w:type="paragraph" w:styleId="FootnoteText">
+  <w:style w:type="paragraph" w:styleId="a6">
     <w:name w:val="footnote text"/>
-    <w:basedOn w:val="Normal"/>
-    <w:link w:val="FootnoteTextChar"/>
+    <w:link w:val="a7"/>
     <w:uiPriority w:val="99"/>
     <w:semiHidden/>
     <w:unhideWhenUsed/>
-    <w:pPr>
-      <w:spacing w:after="0" w:line="240" w:lineRule="auto"/>
-    </w:pPr>
-    <w:rPr>
-      <w:sz w:val="20"/>
-      <w:szCs w:val="20"/>
-    </w:rPr>
   </w:style>
-  <w:style w:type="character" w:styleId="FootnoteTextChar">
-    <w:name w:val="Footnote Text Char"/>
-    <w:basedOn w:val="DefaultParagraphFont"/>
-    <w:link w:val="FootnoteText"/>
+  <w:style w:type="character" w:customStyle="1" w:styleId="a7">
+    <w:name w:val="טקסט הערת שוליים תו"/>
+    <w:link w:val="a6"/>
     <w:uiPriority w:val="99"/>
     <w:semiHidden/>
     <w:unhideWhenUsed/>
@@ -1097,9 +1902,8 @@
       <w:szCs w:val="20"/>
     </w:rPr>
   </w:style>
-  <w:style w:type="character" w:styleId="EndnoteReference">
+  <w:style w:type="character" w:styleId="a8">
     <w:name w:val="endnote reference"/>
-    <w:basedOn w:val="DefaultParagraphFont"/>
     <w:uiPriority w:val="99"/>
     <w:semiHidden/>
     <w:unhideWhenUsed/>
@@ -1107,25 +1911,16 @@
       <w:vertAlign w:val="superscript"/>
     </w:rPr>
   </w:style>
-  <w:style w:type="paragraph" w:styleId="EndnoteText">
+  <w:style w:type="paragraph" w:styleId="a9">
     <w:name w:val="endnote text"/>
-    <w:basedOn w:val="Normal"/>
-    <w:link w:val="EndnoteTextChar"/>
+    <w:link w:val="aa"/>
     <w:uiPriority w:val="99"/>
     <w:semiHidden/>
     <w:unhideWhenUsed/>
-    <w:pPr>
-      <w:spacing w:after="0" w:line="240" w:lineRule="auto"/>
-    </w:pPr>
-    <w:rPr>
-      <w:sz w:val="20"/>
-      <w:szCs w:val="20"/>
-    </w:rPr>
   </w:style>
-  <w:style w:type="character" w:styleId="EndnoteTextChar">
-    <w:name w:val="Endnote Text Char"/>
-    <w:basedOn w:val="DefaultParagraphFont"/>
-    <w:link w:val="EndnoteText"/>
+  <w:style w:type="character" w:customStyle="1" w:styleId="aa">
+    <w:name w:val="טקסט הערת סיום תו"/>
+    <w:link w:val="a9"/>
     <w:uiPriority w:val="99"/>
     <w:semiHidden/>
     <w:unhideWhenUsed/>
@@ -1135,4 +1930,319 @@
     </w:rPr>
   </w:style>
 </w:styles>
+</file>
+
+<file path=word/theme/theme1.xml><?xml version="1.0" encoding="utf-8"?>
+<a:theme xmlns:a="http://schemas.openxmlformats.org/drawingml/2006/main" name="ערכת נושא Office">
+  <a:themeElements>
+    <a:clrScheme name="Office">
+      <a:dk1>
+        <a:sysClr val="windowText" lastClr="000000"/>
+      </a:dk1>
+      <a:lt1>
+        <a:sysClr val="window" lastClr="FFFFFF"/>
+      </a:lt1>
+      <a:dk2>
+        <a:srgbClr val="0E2841"/>
+      </a:dk2>
+      <a:lt2>
+        <a:srgbClr val="E8E8E8"/>
+      </a:lt2>
+      <a:accent1>
+        <a:srgbClr val="156082"/>
+      </a:accent1>
+      <a:accent2>
+        <a:srgbClr val="E97132"/>
+      </a:accent2>
+      <a:accent3>
+        <a:srgbClr val="196B24"/>
+      </a:accent3>
+      <a:accent4>
+        <a:srgbClr val="0F9ED5"/>
+      </a:accent4>
+      <a:accent5>
+        <a:srgbClr val="A02B93"/>
+      </a:accent5>
+      <a:accent6>
+        <a:srgbClr val="4EA72E"/>
+      </a:accent6>
+      <a:hlink>
+        <a:srgbClr val="467886"/>
+      </a:hlink>
+      <a:folHlink>
+        <a:srgbClr val="96607D"/>
+      </a:folHlink>
+    </a:clrScheme>
+    <a:fontScheme name="Office">
+      <a:majorFont>
+        <a:latin typeface="Aptos Display" panose="02110004020202020204"/>
+        <a:ea typeface=""/>
+        <a:cs typeface=""/>
+        <a:font script="Jpan" typeface="游ゴシック Light"/>
+        <a:font script="Hang" typeface="맑은 고딕"/>
+        <a:font script="Hans" typeface="等线 Light"/>
+        <a:font script="Hant" typeface="新細明體"/>
+        <a:font script="Arab" typeface="Times New Roman"/>
+        <a:font script="Hebr" typeface="Times New Roman"/>
+        <a:font script="Thai" typeface="Angsana New"/>
+        <a:font script="Ethi" typeface="Nyala"/>
+        <a:font script="Beng" typeface="Vrinda"/>
+        <a:font script="Gujr" typeface="Shruti"/>
+        <a:font script="Khmr" typeface="MoolBoran"/>
+        <a:font script="Knda" typeface="Tunga"/>
+        <a:font script="Guru" typeface="Raavi"/>
+        <a:font script="Cans" typeface="Euphemia"/>
+        <a:font script="Cher" typeface="Plantagenet Cherokee"/>
+        <a:font script="Yiii" typeface="Microsoft Yi Baiti"/>
+        <a:font script="Tibt" typeface="Microsoft Himalaya"/>
+        <a:font script="Thaa" typeface="MV Boli"/>
+        <a:font script="Deva" typeface="Mangal"/>
+        <a:font script="Telu" typeface="Gautami"/>
+        <a:font script="Taml" typeface="Latha"/>
+        <a:font script="Syrc" typeface="Estrangelo Edessa"/>
+        <a:font script="Orya" typeface="Kalinga"/>
+        <a:font script="Mlym" typeface="Kartika"/>
+        <a:font script="Laoo" typeface="DokChampa"/>
+        <a:font script="Sinh" typeface="Iskoola Pota"/>
+        <a:font script="Mong" typeface="Mongolian Baiti"/>
+        <a:font script="Viet" typeface="Times New Roman"/>
+        <a:font script="Uigh" typeface="Microsoft Uighur"/>
+        <a:font script="Geor" typeface="Sylfaen"/>
+        <a:font script="Armn" typeface="Arial"/>
+        <a:font script="Bugi" typeface="Leelawadee UI"/>
+        <a:font script="Bopo" typeface="Microsoft JhengHei"/>
+        <a:font script="Java" typeface="Javanese Text"/>
+        <a:font script="Lisu" typeface="Segoe UI"/>
+        <a:font script="Mymr" typeface="Myanmar Text"/>
+        <a:font script="Nkoo" typeface="Ebrima"/>
+        <a:font script="Olck" typeface="Nirmala UI"/>
+        <a:font script="Osma" typeface="Ebrima"/>
+        <a:font script="Phag" typeface="Phagspa"/>
+        <a:font script="Syrn" typeface="Estrangelo Edessa"/>
+        <a:font script="Syrj" typeface="Estrangelo Edessa"/>
+        <a:font script="Syre" typeface="Estrangelo Edessa"/>
+        <a:font script="Sora" typeface="Nirmala UI"/>
+        <a:font script="Tale" typeface="Microsoft Tai Le"/>
+        <a:font script="Talu" typeface="Microsoft New Tai Lue"/>
+        <a:font script="Tfng" typeface="Ebrima"/>
+      </a:majorFont>
+      <a:minorFont>
+        <a:latin typeface="Aptos" panose="02110004020202020204"/>
+        <a:ea typeface=""/>
+        <a:cs typeface=""/>
+        <a:font script="Jpan" typeface="游明朝"/>
+        <a:font script="Hang" typeface="맑은 고딕"/>
+        <a:font script="Hans" typeface="等线"/>
+        <a:font script="Hant" typeface="新細明體"/>
+        <a:font script="Arab" typeface="Arial"/>
+        <a:font script="Hebr" typeface="Arial"/>
+        <a:font script="Thai" typeface="Cordia New"/>
+        <a:font script="Ethi" typeface="Nyala"/>
+        <a:font script="Beng" typeface="Vrinda"/>
+        <a:font script="Gujr" typeface="Shruti"/>
+        <a:font script="Khmr" typeface="DaunPenh"/>
+        <a:font script="Knda" typeface="Tunga"/>
+        <a:font script="Guru" typeface="Raavi"/>
+        <a:font script="Cans" typeface="Euphemia"/>
+        <a:font script="Cher" typeface="Plantagenet Cherokee"/>
+        <a:font script="Yiii" typeface="Microsoft Yi Baiti"/>
+        <a:font script="Tibt" typeface="Microsoft Himalaya"/>
+        <a:font script="Thaa" typeface="MV Boli"/>
+        <a:font script="Deva" typeface="Mangal"/>
+        <a:font script="Telu" typeface="Gautami"/>
+        <a:font script="Taml" typeface="Latha"/>
+        <a:font script="Syrc" typeface="Estrangelo Edessa"/>
+        <a:font script="Orya" typeface="Kalinga"/>
+        <a:font script="Mlym" typeface="Kartika"/>
+        <a:font script="Laoo" typeface="DokChampa"/>
+        <a:font script="Sinh" typeface="Iskoola Pota"/>
+        <a:font script="Mong" typeface="Mongolian Baiti"/>
+        <a:font script="Viet" typeface="Arial"/>
+        <a:font script="Uigh" typeface="Microsoft Uighur"/>
+        <a:font script="Geor" typeface="Sylfaen"/>
+        <a:font script="Armn" typeface="Arial"/>
+        <a:font script="Bugi" typeface="Leelawadee UI"/>
+        <a:font script="Bopo" typeface="Microsoft JhengHei"/>
+        <a:font script="Java" typeface="Javanese Text"/>
+        <a:font script="Lisu" typeface="Segoe UI"/>
+        <a:font script="Mymr" typeface="Myanmar Text"/>
+        <a:font script="Nkoo" typeface="Ebrima"/>
+        <a:font script="Olck" typeface="Nirmala UI"/>
+        <a:font script="Osma" typeface="Ebrima"/>
+        <a:font script="Phag" typeface="Phagspa"/>
+        <a:font script="Syrn" typeface="Estrangelo Edessa"/>
+        <a:font script="Syrj" typeface="Estrangelo Edessa"/>
+        <a:font script="Syre" typeface="Estrangelo Edessa"/>
+        <a:font script="Sora" typeface="Nirmala UI"/>
+        <a:font script="Tale" typeface="Microsoft Tai Le"/>
+        <a:font script="Talu" typeface="Microsoft New Tai Lue"/>
+        <a:font script="Tfng" typeface="Ebrima"/>
+      </a:minorFont>
+    </a:fontScheme>
+    <a:fmtScheme name="Office">
+      <a:fillStyleLst>
+        <a:solidFill>
+          <a:schemeClr val="phClr"/>
+        </a:solidFill>
+        <a:gradFill rotWithShape="1">
+          <a:gsLst>
+            <a:gs pos="0">
+              <a:schemeClr val="phClr">
+                <a:lumMod val="110000"/>
+                <a:satMod val="105000"/>
+                <a:tint val="67000"/>
+              </a:schemeClr>
+            </a:gs>
+            <a:gs pos="50000">
+              <a:schemeClr val="phClr">
+                <a:lumMod val="105000"/>
+                <a:satMod val="103000"/>
+                <a:tint val="73000"/>
+              </a:schemeClr>
+            </a:gs>
+            <a:gs pos="100000">
+              <a:schemeClr val="phClr">
+                <a:lumMod val="105000"/>
+                <a:satMod val="109000"/>
+                <a:tint val="81000"/>
+              </a:schemeClr>
+            </a:gs>
+          </a:gsLst>
+          <a:lin ang="5400000" scaled="0"/>
+        </a:gradFill>
+        <a:gradFill rotWithShape="1">
+          <a:gsLst>
+            <a:gs pos="0">
+              <a:schemeClr val="phClr">
+                <a:satMod val="103000"/>
+                <a:lumMod val="102000"/>
+                <a:tint val="94000"/>
+              </a:schemeClr>
+            </a:gs>
+            <a:gs pos="50000">
+              <a:schemeClr val="phClr">
+                <a:satMod val="110000"/>
+                <a:lumMod val="100000"/>
+                <a:shade val="100000"/>
+              </a:schemeClr>
+            </a:gs>
+            <a:gs pos="100000">
+              <a:schemeClr val="phClr">
+                <a:lumMod val="99000"/>
+                <a:satMod val="120000"/>
+                <a:shade val="78000"/>
+              </a:schemeClr>
+            </a:gs>
+          </a:gsLst>
+          <a:lin ang="5400000" scaled="0"/>
+        </a:gradFill>
+      </a:fillStyleLst>
+      <a:lnStyleLst>
+        <a:ln w="12700" cap="flat" cmpd="sng" algn="ctr">
+          <a:solidFill>
+            <a:schemeClr val="phClr"/>
+          </a:solidFill>
+          <a:prstDash val="solid"/>
+          <a:miter lim="800000"/>
+        </a:ln>
+        <a:ln w="19050" cap="flat" cmpd="sng" algn="ctr">
+          <a:solidFill>
+            <a:schemeClr val="phClr"/>
+          </a:solidFill>
+          <a:prstDash val="solid"/>
+          <a:miter lim="800000"/>
+        </a:ln>
+        <a:ln w="25400" cap="flat" cmpd="sng" algn="ctr">
+          <a:solidFill>
+            <a:schemeClr val="phClr"/>
+          </a:solidFill>
+          <a:prstDash val="solid"/>
+          <a:miter lim="800000"/>
+        </a:ln>
+      </a:lnStyleLst>
+      <a:effectStyleLst>
+        <a:effectStyle>
+          <a:effectLst/>
+        </a:effectStyle>
+        <a:effectStyle>
+          <a:effectLst/>
+        </a:effectStyle>
+        <a:effectStyle>
+          <a:effectLst>
+            <a:outerShdw blurRad="57150" dist="19050" dir="5400000" algn="ctr" rotWithShape="0">
+              <a:srgbClr val="000000">
+                <a:alpha val="63000"/>
+              </a:srgbClr>
+            </a:outerShdw>
+          </a:effectLst>
+        </a:effectStyle>
+      </a:effectStyleLst>
+      <a:bgFillStyleLst>
+        <a:solidFill>
+          <a:schemeClr val="phClr"/>
+        </a:solidFill>
+        <a:solidFill>
+          <a:schemeClr val="phClr">
+            <a:tint val="95000"/>
+            <a:satMod val="170000"/>
+          </a:schemeClr>
+        </a:solidFill>
+        <a:gradFill rotWithShape="1">
+          <a:gsLst>
+            <a:gs pos="0">
+              <a:schemeClr val="phClr">
+                <a:tint val="93000"/>
+                <a:satMod val="150000"/>
+                <a:shade val="98000"/>
+                <a:lumMod val="102000"/>
+              </a:schemeClr>
+            </a:gs>
+            <a:gs pos="50000">
+              <a:schemeClr val="phClr">
+                <a:tint val="98000"/>
+                <a:satMod val="130000"/>
+                <a:shade val="90000"/>
+                <a:lumMod val="103000"/>
+              </a:schemeClr>
+            </a:gs>
+            <a:gs pos="100000">
+              <a:schemeClr val="phClr">
+                <a:shade val="63000"/>
+                <a:satMod val="120000"/>
+              </a:schemeClr>
+            </a:gs>
+          </a:gsLst>
+          <a:lin ang="5400000" scaled="0"/>
+        </a:gradFill>
+      </a:bgFillStyleLst>
+    </a:fmtScheme>
+  </a:themeElements>
+  <a:objectDefaults>
+    <a:lnDef>
+      <a:spPr/>
+      <a:bodyPr/>
+      <a:lstStyle/>
+      <a:style>
+        <a:lnRef idx="2">
+          <a:schemeClr val="accent1"/>
+        </a:lnRef>
+        <a:fillRef idx="0">
+          <a:schemeClr val="accent1"/>
+        </a:fillRef>
+        <a:effectRef idx="1">
+          <a:schemeClr val="accent1"/>
+        </a:effectRef>
+        <a:fontRef idx="minor">
+          <a:schemeClr val="tx1"/>
+        </a:fontRef>
+      </a:style>
+    </a:lnDef>
+  </a:objectDefaults>
+  <a:extraClrSchemeLst/>
+  <a:extLst>
+    <a:ext uri="{05A4C25C-085E-4340-85A3-A5531E510DB2}">
+      <thm15:themeFamily xmlns:thm15="http://schemas.microsoft.com/office/thememl/2012/main" name="Office Theme" id="{2E142A2C-CD16-42D6-873A-C26D2A0506FA}" vid="{1BDDFF52-6CD6-40A5-AB3C-68EB2F1E4D0A}"/>
+    </a:ext>
+  </a:extLst>
+</a:theme>
 </file>